--- a/guj/docx/52.content.docx
+++ b/guj/docx/52.content.docx
@@ -233,54 +233,36 @@
         </w:rPr>
         <w:t xml:space="preserve">આ પત્રમાં, પ્રેરિત પાઉલ, સિલ્વાનુસ અને તિમોથી સાથે, થેસ્સલોનિકા મંડળીને પ્રોત્સાહિત કરે છે અને અપીલ કરે છે (જુઓ: rc://gu/tw/bible/names/thessalonica.md). પાઉલ એ બધાના પ્રવક્તા છે, જૂથનો સંદર્ભ આપવા માટે "અમે" નો ઉપયોગ કરીને, પરંતુ અમુક સ્થળોએ પાઉલ "હું" નો ઉપયોગ કરીને પોતાના માટે બોલે છે (જુઓ </w:t>
       </w:r>
-      <w:hyperlink r:id="rId13">
-        <w:r>
-          <w:rPr>
-            <w:lang w:val="gu_IN" w:bidi="gu_IN"/>
-          </w:rPr>
-          <w:rPr>
-            <w:color w:val="0000EE"/>
-            <w:u w:val="single"/>
-          </w:rPr>
-          <w:t>2:18</w:t>
-        </w:r>
-      </w:hyperlink>
+      <w:r>
+        <w:rPr>
+          <w:lang w:val="gu_IN" w:bidi="gu_IN"/>
+        </w:rPr>
+        <w:t>2:18</w:t>
+      </w:r>
       <w:r>
         <w:rPr>
           <w:lang w:val="gu_IN" w:bidi="gu_IN"/>
         </w:rPr>
         <w:t xml:space="preserve">; </w:t>
       </w:r>
-      <w:hyperlink r:id="rId14">
-        <w:r>
-          <w:rPr>
-            <w:lang w:val="gu_IN" w:bidi="gu_IN"/>
-          </w:rPr>
-          <w:rPr>
-            <w:color w:val="0000EE"/>
-            <w:u w:val="single"/>
-          </w:rPr>
-          <w:t>3:5</w:t>
-        </w:r>
-      </w:hyperlink>
+      <w:r>
+        <w:rPr>
+          <w:lang w:val="gu_IN" w:bidi="gu_IN"/>
+        </w:rPr>
+        <w:t>3:5</w:t>
+      </w:r>
       <w:r>
         <w:rPr>
           <w:lang w:val="gu_IN" w:bidi="gu_IN"/>
         </w:rPr>
         <w:t xml:space="preserve">; </w:t>
       </w:r>
-      <w:hyperlink r:id="rId15">
-        <w:r>
-          <w:rPr>
-            <w:lang w:val="gu_IN" w:bidi="gu_IN"/>
-          </w:rPr>
-          <w:rPr>
-            <w:color w:val="0000EE"/>
-            <w:u w:val="single"/>
-          </w:rPr>
-          <w:t>5:27</w:t>
-        </w:r>
-      </w:hyperlink>
+      <w:r>
+        <w:rPr>
+          <w:lang w:val="gu_IN" w:bidi="gu_IN"/>
+        </w:rPr>
+        <w:t>5:27</w:t>
+      </w:r>
       <w:r>
         <w:rPr>
           <w:lang w:val="gu_IN" w:bidi="gu_IN"/>
@@ -791,36 +773,24 @@
         </w:rPr>
         <w:t xml:space="preserve">પાઉલ થેસ્સાલોનિ્કીઓને ખાતરી આપે છે કે તેમના પ્રેરિતોનું જૂથ તેમના માટે વારંવાર પ્રાર્થના કરે છે (જુઓ </w:t>
       </w:r>
-      <w:hyperlink r:id="rId16">
-        <w:r>
-          <w:rPr>
-            <w:lang w:val="gu_IN" w:bidi="gu_IN"/>
-          </w:rPr>
-          <w:rPr>
-            <w:color w:val="0000EE"/>
-            <w:u w:val="single"/>
-          </w:rPr>
-          <w:t>1:2</w:t>
-        </w:r>
-      </w:hyperlink>
+      <w:r>
+        <w:rPr>
+          <w:lang w:val="gu_IN" w:bidi="gu_IN"/>
+        </w:rPr>
+        <w:t>1:2</w:t>
+      </w:r>
       <w:r>
         <w:rPr>
           <w:lang w:val="gu_IN" w:bidi="gu_IN"/>
         </w:rPr>
         <w:t>). તે પ્રાર્થના વિશે સૂચનાઓ પણ આપે છે (જુઓ [(../05/02.md)), અને થેસ્સાલોનિકીઓને તેમના માટે પ્રાર્થના કરવાનું કહે છે (જુઓ</w:t>
       </w:r>
-      <w:hyperlink r:id="rId17">
-        <w:r>
-          <w:rPr>
-            <w:lang w:val="gu_IN" w:bidi="gu_IN"/>
-          </w:rPr>
-          <w:rPr>
-            <w:color w:val="0000EE"/>
-            <w:u w:val="single"/>
-          </w:rPr>
-          <w:t>5:25</w:t>
-        </w:r>
-      </w:hyperlink>
+      <w:r>
+        <w:rPr>
+          <w:lang w:val="gu_IN" w:bidi="gu_IN"/>
+        </w:rPr>
+        <w:t>5:25</w:t>
+      </w:r>
       <w:r>
         <w:rPr>
           <w:lang w:val="gu_IN" w:bidi="gu_IN"/>
@@ -877,18 +847,12 @@
         </w:rPr>
         <w:t xml:space="preserve">આ પત્રનો મોટાભાગનો ભાગ પ્રેરિતાય અધિકારનો બચાવ છે, જે તેમના શિક્ષણ અને જીવન જીવવાના આધારે છે. "પ્રેરિતો" શબ્દનો ઉપયોગ </w:t>
       </w:r>
-      <w:hyperlink r:id="rId18">
-        <w:r>
-          <w:rPr>
-            <w:lang w:val="gu_IN" w:bidi="gu_IN"/>
-          </w:rPr>
-          <w:rPr>
-            <w:color w:val="0000EE"/>
-            <w:u w:val="single"/>
-          </w:rPr>
-          <w:t>2:6</w:t>
-        </w:r>
-      </w:hyperlink>
+      <w:r>
+        <w:rPr>
+          <w:lang w:val="gu_IN" w:bidi="gu_IN"/>
+        </w:rPr>
+        <w:t>2:6</w:t>
+      </w:r>
       <w:r>
         <w:rPr>
           <w:lang w:val="gu_IN" w:bidi="gu_IN"/>
@@ -970,18 +934,12 @@
         </w:rPr>
         <w:t xml:space="preserve">થેસ્સાલોનિકામાં ગ્રીક અને રોમન સાંસ્કૃતિક પૃષ્ઠભૂમિનો અર્થ એ હતો કે મંડળીના ઘણા સભ્યો ભૂતપૂર્વ મૂર્તિપૂજકો હતા જેઓ અમુક પ્રકારની મૂર્તિપૂજા કરતા હતા (જુઓ </w:t>
       </w:r>
-      <w:hyperlink r:id="rId19">
-        <w:r>
-          <w:rPr>
-            <w:lang w:val="gu_IN" w:bidi="gu_IN"/>
-          </w:rPr>
-          <w:rPr>
-            <w:color w:val="0000EE"/>
-            <w:u w:val="single"/>
-          </w:rPr>
-          <w:t>1:9</w:t>
-        </w:r>
-      </w:hyperlink>
+      <w:r>
+        <w:rPr>
+          <w:lang w:val="gu_IN" w:bidi="gu_IN"/>
+        </w:rPr>
+        <w:t>1:9</w:t>
+      </w:r>
       <w:r>
         <w:rPr>
           <w:lang w:val="gu_IN" w:bidi="gu_IN"/>
@@ -1149,18 +1107,12 @@
         </w:rPr>
         <w:t xml:space="preserve">આ સમગ્ર પત્રમાં, "ભાઈઓ" એક રૂપક છે જે સંદર્ભિત કરે છે સ્ત્રીઓ સહિત તમામ વિશ્વાસીઓને. (જુઓ </w:t>
       </w:r>
-      <w:hyperlink r:id="rId20">
-        <w:r>
-          <w:rPr>
-            <w:lang w:val="gu_IN" w:bidi="gu_IN"/>
-          </w:rPr>
-          <w:rPr>
-            <w:color w:val="0000EE"/>
-            <w:u w:val="single"/>
-          </w:rPr>
-          <w:t>1:4</w:t>
-        </w:r>
-      </w:hyperlink>
+      <w:r>
+        <w:rPr>
+          <w:lang w:val="gu_IN" w:bidi="gu_IN"/>
+        </w:rPr>
+        <w:t>1:4</w:t>
+      </w:r>
       <w:r>
         <w:rPr>
           <w:lang w:val="gu_IN" w:bidi="gu_IN"/>
@@ -1210,18 +1162,12 @@
         </w:rPr>
         <w:t xml:space="preserve">“તમને કૃપા અને શાંતિ” </w:t>
       </w:r>
-      <w:hyperlink r:id="rId21">
-        <w:r>
-          <w:rPr>
-            <w:lang w:val="gu_IN" w:bidi="gu_IN"/>
-          </w:rPr>
-          <w:rPr>
-            <w:color w:val="0000EE"/>
-            <w:u w:val="single"/>
-          </w:rPr>
-          <w:t>1:1</w:t>
-        </w:r>
-      </w:hyperlink>
+      <w:r>
+        <w:rPr>
+          <w:lang w:val="gu_IN" w:bidi="gu_IN"/>
+        </w:rPr>
+        <w:t>1:1</w:t>
+      </w:r>
       <w:r>
         <w:rPr>
           <w:lang w:val="gu_IN" w:bidi="gu_IN"/>
@@ -1246,18 +1192,12 @@
         </w:rPr>
         <w:t xml:space="preserve">"પરંતુ અમે તમારી વચ્ચે નાના બાળકો બન્યા, જાણે માતા તેના પોતાના બાળકોને દિલાસો આપે" (જુઓ </w:t>
       </w:r>
-      <w:hyperlink r:id="rId22">
-        <w:r>
-          <w:rPr>
-            <w:lang w:val="gu_IN" w:bidi="gu_IN"/>
-          </w:rPr>
-          <w:rPr>
-            <w:color w:val="0000EE"/>
-            <w:u w:val="single"/>
-          </w:rPr>
-          <w:t>2:7</w:t>
-        </w:r>
-      </w:hyperlink>
+      <w:r>
+        <w:rPr>
+          <w:lang w:val="gu_IN" w:bidi="gu_IN"/>
+        </w:rPr>
+        <w:t>2:7</w:t>
+      </w:r>
       <w:r>
         <w:rPr>
           <w:lang w:val="gu_IN" w:bidi="gu_IN"/>
@@ -1282,18 +1222,12 @@
         </w:rPr>
         <w:t xml:space="preserve">"તિમોથી, અમારો ભાઈ અને દેવનો સેવક" (See </w:t>
       </w:r>
-      <w:hyperlink r:id="rId23">
-        <w:r>
-          <w:rPr>
-            <w:lang w:val="gu_IN" w:bidi="gu_IN"/>
-          </w:rPr>
-          <w:rPr>
-            <w:color w:val="0000EE"/>
-            <w:u w:val="single"/>
-          </w:rPr>
-          <w:t>3:2</w:t>
-        </w:r>
-      </w:hyperlink>
+      <w:r>
+        <w:rPr>
+          <w:lang w:val="gu_IN" w:bidi="gu_IN"/>
+        </w:rPr>
+        <w:t>3:2</w:t>
+      </w:r>
       <w:r>
         <w:rPr>
           <w:lang w:val="gu_IN" w:bidi="gu_IN"/>
@@ -2140,18 +2074,12 @@
         </w:rPr>
         <w:t xml:space="preserve"> કહેવામાં આવે છે (જુઓ </w:t>
       </w:r>
-      <w:hyperlink r:id="rId24">
-        <w:r>
-          <w:rPr>
-            <w:lang w:val="gu_IN" w:bidi="gu_IN"/>
-          </w:rPr>
-          <w:rPr>
-            <w:color w:val="0000EE"/>
-            <w:u w:val="single"/>
-          </w:rPr>
-          <w:t>1:3</w:t>
-        </w:r>
-      </w:hyperlink>
+      <w:r>
+        <w:rPr>
+          <w:lang w:val="gu_IN" w:bidi="gu_IN"/>
+        </w:rPr>
+        <w:t>1:3</w:t>
+      </w:r>
       <w:r>
         <w:rPr>
           <w:lang w:val="gu_IN" w:bidi="gu_IN"/>
@@ -2171,18 +2099,12 @@
         </w:rPr>
         <w:t xml:space="preserve"> સાથેના તેમના સંબંધને "પુત્ર" તરીકે પ્રકાશિત કરવાનો છે ( જુઓ </w:t>
       </w:r>
-      <w:hyperlink r:id="rId25">
-        <w:r>
-          <w:rPr>
-            <w:lang w:val="gu_IN" w:bidi="gu_IN"/>
-          </w:rPr>
-          <w:rPr>
-            <w:color w:val="0000EE"/>
-            <w:u w:val="single"/>
-          </w:rPr>
-          <w:t>1:10</w:t>
-        </w:r>
-      </w:hyperlink>
+      <w:r>
+        <w:rPr>
+          <w:lang w:val="gu_IN" w:bidi="gu_IN"/>
+        </w:rPr>
+        <w:t>1:10</w:t>
+      </w:r>
       <w:r>
         <w:rPr>
           <w:lang w:val="gu_IN" w:bidi="gu_IN"/>
@@ -2818,18 +2740,12 @@
         </w:rPr>
         <w:t xml:space="preserve">આ વાક્યનું મુખ્ય ક્રિયાપદ છે “અમે આભાર માનીએ છીએ” (જુઓ </w:t>
       </w:r>
-      <w:hyperlink r:id="rId16">
-        <w:r>
-          <w:rPr>
-            <w:lang w:val="gu_IN" w:bidi="gu_IN"/>
-          </w:rPr>
-          <w:rPr>
-            <w:color w:val="0000EE"/>
-            <w:u w:val="single"/>
-          </w:rPr>
-          <w:t>1:2</w:t>
-        </w:r>
-      </w:hyperlink>
+      <w:r>
+        <w:rPr>
+          <w:lang w:val="gu_IN" w:bidi="gu_IN"/>
+        </w:rPr>
+        <w:t>1:2</w:t>
+      </w:r>
       <w:r>
         <w:rPr>
           <w:lang w:val="gu_IN" w:bidi="gu_IN"/>
@@ -3865,18 +3781,12 @@
         </w:rPr>
         <w:t xml:space="preserve"> પરિણામ કલમનું માર્કર છે. આ પત્રના લેખકો દેવના લોકો તરીકે થેસ્સાલોનિકી મંડળીની "ચૂંટણી" અને ઓળખ વિશે ચોક્કસ છે </w:t>
       </w:r>
-      <w:hyperlink r:id="rId20">
-        <w:r>
-          <w:rPr>
-            <w:lang w:val="gu_IN" w:bidi="gu_IN"/>
-          </w:rPr>
-          <w:rPr>
-            <w:color w:val="0000EE"/>
-            <w:u w:val="single"/>
-          </w:rPr>
-          <w:t>1:4</w:t>
-        </w:r>
-      </w:hyperlink>
+      <w:r>
+        <w:rPr>
+          <w:lang w:val="gu_IN" w:bidi="gu_IN"/>
+        </w:rPr>
+        <w:t>1:4</w:t>
+      </w:r>
       <w:r>
         <w:rPr>
           <w:lang w:val="gu_IN" w:bidi="gu_IN"/>
@@ -4523,18 +4433,12 @@
         </w:rPr>
         <w:t xml:space="preserve"> અલંકારિક રીતે એવા સંદેશને રજૂ કરે છે જે શબ્દોથી બનેલો છે. તે</w:t>
       </w:r>
-      <w:hyperlink r:id="rId26">
-        <w:r>
-          <w:rPr>
-            <w:lang w:val="gu_IN" w:bidi="gu_IN"/>
-          </w:rPr>
-          <w:rPr>
-            <w:color w:val="0000EE"/>
-            <w:u w:val="single"/>
-          </w:rPr>
-          <w:t>1:5</w:t>
-        </w:r>
-      </w:hyperlink>
+      <w:r>
+        <w:rPr>
+          <w:lang w:val="gu_IN" w:bidi="gu_IN"/>
+        </w:rPr>
+        <w:t>1:5</w:t>
+      </w:r>
       <w:r>
         <w:rPr>
           <w:lang w:val="gu_IN" w:bidi="gu_IN"/>
@@ -5981,18 +5885,12 @@
         </w:rPr>
         <w:t xml:space="preserve"> </w:t>
       </w:r>
-      <w:hyperlink r:id="rId27">
-        <w:r>
-          <w:rPr>
-            <w:lang w:val="gu_IN" w:bidi="gu_IN"/>
-          </w:rPr>
-          <w:rPr>
-            <w:color w:val="0000EE"/>
-            <w:u w:val="single"/>
-          </w:rPr>
-          <w:t>1:8</w:t>
-        </w:r>
-      </w:hyperlink>
+      <w:r>
+        <w:rPr>
+          <w:lang w:val="gu_IN" w:bidi="gu_IN"/>
+        </w:rPr>
+        <w:t>1:8</w:t>
+      </w:r>
       <w:r>
         <w:rPr>
           <w:lang w:val="gu_IN" w:bidi="gu_IN"/>
@@ -7623,90 +7521,60 @@
         </w:rPr>
         <w:t xml:space="preserve">પ્રેરિતાય સાક્ષીનો પાયો એ છે કે તેઓને “સુવાર્તા સોંપવામાં આવી હતી” (જુઓ </w:t>
       </w:r>
-      <w:hyperlink r:id="rId28">
-        <w:r>
-          <w:rPr>
-            <w:lang w:val="gu_IN" w:bidi="gu_IN"/>
-          </w:rPr>
-          <w:rPr>
-            <w:color w:val="0000EE"/>
-            <w:u w:val="single"/>
-          </w:rPr>
-          <w:t>2:4</w:t>
-        </w:r>
-      </w:hyperlink>
+      <w:r>
+        <w:rPr>
+          <w:lang w:val="gu_IN" w:bidi="gu_IN"/>
+        </w:rPr>
+        <w:t>2:4</w:t>
+      </w:r>
       <w:r>
         <w:rPr>
           <w:lang w:val="gu_IN" w:bidi="gu_IN"/>
         </w:rPr>
         <w:t>).પ્રેરિતોની સત્તા તેમને બનાવે છે: "બોલવા માટે હિંમતવાન" (જુઓ</w:t>
       </w:r>
-      <w:hyperlink r:id="rId29">
-        <w:r>
-          <w:rPr>
-            <w:lang w:val="gu_IN" w:bidi="gu_IN"/>
-          </w:rPr>
-          <w:rPr>
-            <w:color w:val="0000EE"/>
-            <w:u w:val="single"/>
-          </w:rPr>
-          <w:t>2:2</w:t>
-        </w:r>
-      </w:hyperlink>
+      <w:r>
+        <w:rPr>
+          <w:lang w:val="gu_IN" w:bidi="gu_IN"/>
+        </w:rPr>
+        <w:t>2:2</w:t>
+      </w:r>
       <w:r>
         <w:rPr>
           <w:lang w:val="gu_IN" w:bidi="gu_IN"/>
         </w:rPr>
         <w:t>), "આપવું" (જુઓ [</w:t>
       </w:r>
-      <w:hyperlink r:id="rId30">
-        <w:r>
-          <w:rPr>
-            <w:lang w:val="gu_IN" w:bidi="gu_IN"/>
-          </w:rPr>
-          <w:rPr>
-            <w:color w:val="0000EE"/>
-            <w:u w:val="single"/>
-          </w:rPr>
-          <w:t>2:8</w:t>
-        </w:r>
-      </w:hyperlink>
+      <w:r>
+        <w:rPr>
+          <w:lang w:val="gu_IN" w:bidi="gu_IN"/>
+        </w:rPr>
+        <w:t>2:8</w:t>
+      </w:r>
       <w:r>
         <w:rPr>
           <w:lang w:val="gu_IN" w:bidi="gu_IN"/>
         </w:rPr>
         <w:t xml:space="preserve">), "પ્રચાર કરો" (જુઓ </w:t>
       </w:r>
-      <w:hyperlink r:id="rId31">
-        <w:r>
-          <w:rPr>
-            <w:lang w:val="gu_IN" w:bidi="gu_IN"/>
-          </w:rPr>
-          <w:rPr>
-            <w:color w:val="0000EE"/>
-            <w:u w:val="single"/>
-          </w:rPr>
-          <w:t>2:9</w:t>
-        </w:r>
-      </w:hyperlink>
+      <w:r>
+        <w:rPr>
+          <w:lang w:val="gu_IN" w:bidi="gu_IN"/>
+        </w:rPr>
+        <w:t>2:9</w:t>
+      </w:r>
       <w:r>
         <w:rPr>
           <w:lang w:val="gu_IN" w:bidi="gu_IN"/>
         </w:rPr>
         <w:t xml:space="preserve">), અને દેવનો આભાર કે થેસ્સાલોનિ્કી મંડળીને "દેવનો શબ્દ પ્રાપ્ત થયો" (જુઓ </w:t>
       </w:r>
-      <w:hyperlink r:id="rId32">
-        <w:r>
-          <w:rPr>
-            <w:lang w:val="gu_IN" w:bidi="gu_IN"/>
-          </w:rPr>
-          <w:rPr>
-            <w:color w:val="0000EE"/>
-            <w:u w:val="single"/>
-          </w:rPr>
-          <w:t>2:13</w:t>
-        </w:r>
-      </w:hyperlink>
+      <w:r>
+        <w:rPr>
+          <w:lang w:val="gu_IN" w:bidi="gu_IN"/>
+        </w:rPr>
+        <w:t>2:13</w:t>
+      </w:r>
       <w:r>
         <w:rPr>
           <w:lang w:val="gu_IN" w:bidi="gu_IN"/>
@@ -7738,54 +7606,36 @@
         </w:rPr>
         <w:t xml:space="preserve">આ પ્રકરણમાં તેના બે પાસાઓમાં ખ્રિસ્તના બીજા આગમનનો પ્રથમ ઉલ્લેખ છે. પ્રથમ, પાઉલે ઉલ્લેખ કર્યો છે કે </w:t>
       </w:r>
-      <w:hyperlink r:id="rId33">
-        <w:r>
-          <w:rPr>
-            <w:lang w:val="gu_IN" w:bidi="gu_IN"/>
-          </w:rPr>
-          <w:rPr>
-            <w:color w:val="0000EE"/>
-            <w:u w:val="single"/>
-          </w:rPr>
-          <w:t>2:16</w:t>
-        </w:r>
-      </w:hyperlink>
+      <w:r>
+        <w:rPr>
+          <w:lang w:val="gu_IN" w:bidi="gu_IN"/>
+        </w:rPr>
+        <w:t>2:16</w:t>
+      </w:r>
       <w:r>
         <w:rPr>
           <w:lang w:val="gu_IN" w:bidi="gu_IN"/>
         </w:rPr>
         <w:t xml:space="preserve"> માં "તેમના પર ક્રોધ આવ્યો છે" વાક્યનો ઉપયોગ કરીને ખ્રિસ્તની મંડળીના સતાવનારાઓનો ન્યાય કરવામાં આવશે. આગળ, પાઉલ "આપ" અને "આનંદ" અને "ગૌરવ" વિશે વાત કરે છે જેઓ "ઉદ્ધાર પામશે" (જુઓ </w:t>
       </w:r>
-      <w:hyperlink r:id="rId33">
-        <w:r>
-          <w:rPr>
-            <w:lang w:val="gu_IN" w:bidi="gu_IN"/>
-          </w:rPr>
-          <w:rPr>
-            <w:color w:val="0000EE"/>
-            <w:u w:val="single"/>
-          </w:rPr>
-          <w:t>2:16</w:t>
-        </w:r>
-      </w:hyperlink>
+      <w:r>
+        <w:rPr>
+          <w:lang w:val="gu_IN" w:bidi="gu_IN"/>
+        </w:rPr>
+        <w:t>2:16</w:t>
+      </w:r>
       <w:r>
         <w:rPr>
           <w:lang w:val="gu_IN" w:bidi="gu_IN"/>
         </w:rPr>
         <w:t xml:space="preserve">) "આપણા પ્રભુની હાજરીમાં ઈસુ ખ્રિસ્ત તેના આગમન સમયે” (જુઓ </w:t>
       </w:r>
-      <w:hyperlink r:id="rId34">
-        <w:r>
-          <w:rPr>
-            <w:lang w:val="gu_IN" w:bidi="gu_IN"/>
-          </w:rPr>
-          <w:rPr>
-            <w:color w:val="0000EE"/>
-            <w:u w:val="single"/>
-          </w:rPr>
-          <w:t>2:19–20</w:t>
-        </w:r>
-      </w:hyperlink>
+      <w:r>
+        <w:rPr>
+          <w:lang w:val="gu_IN" w:bidi="gu_IN"/>
+        </w:rPr>
+        <w:t>2:19–20</w:t>
+      </w:r>
       <w:r>
         <w:rPr>
           <w:lang w:val="gu_IN" w:bidi="gu_IN"/>
@@ -8171,18 +8021,12 @@
         </w:rPr>
         <w:t xml:space="preserve">પાઉલ, સિલ્વાનુસ અને તિમોથી જ્યારે ફિલિપ્પી શહેરમાં હતા ત્યારે શું થયું હતું તે વિશે આ કલમ પૃષ્ઠભૂમિની માહિતી આપે છે (જુઓ પ્રેરિતોનાં કૃત્યો 16–17:1–10; </w:t>
       </w:r>
-      <w:hyperlink r:id="rId35">
-        <w:r>
-          <w:rPr>
-            <w:lang w:val="gu_IN" w:bidi="gu_IN"/>
-          </w:rPr>
-          <w:rPr>
-            <w:color w:val="0000EE"/>
-            <w:u w:val="single"/>
-          </w:rPr>
-          <w:t>1:6</w:t>
-        </w:r>
-      </w:hyperlink>
+      <w:r>
+        <w:rPr>
+          <w:lang w:val="gu_IN" w:bidi="gu_IN"/>
+        </w:rPr>
+        <w:t>1:6</w:t>
+      </w:r>
       <w:r>
         <w:rPr>
           <w:lang w:val="gu_IN" w:bidi="gu_IN"/>
@@ -8299,18 +8143,12 @@
         </w:rPr>
         <w:t xml:space="preserve"> </w:t>
       </w:r>
-      <w:hyperlink r:id="rId36">
-        <w:r>
-          <w:rPr>
-            <w:lang w:val="gu_IN" w:bidi="gu_IN"/>
-          </w:rPr>
-          <w:rPr>
-            <w:color w:val="0000EE"/>
-            <w:u w:val="single"/>
-          </w:rPr>
-          <w:t>2:1</w:t>
-        </w:r>
-      </w:hyperlink>
+      <w:r>
+        <w:rPr>
+          <w:lang w:val="gu_IN" w:bidi="gu_IN"/>
+        </w:rPr>
+        <w:t>2:1</w:t>
+      </w:r>
       <w:r>
         <w:rPr>
           <w:lang w:val="gu_IN" w:bidi="gu_IN"/>
@@ -8858,18 +8696,12 @@
         </w:rPr>
         <w:t xml:space="preserve">પાઉલ, સિલ્વાનુસ અને તિમોથી શા માટે બોલવામાં હિંમત ધરાવતા હતા તેનું વર્ણન કરવા માટે પાઉલ પુનરાવર્તિત શબ્દસમૂહોની શ્રેણીનો ઉપયોગ કરે છે. બોલવાની અથવા લખવાની આ પુનરાવર્તિત શૈલીને "લિટાની" કહેવામાં આવે છે. શબ્દસમૂહોની આ સૂચિ એ પણ બચાવ કરે છે કે તેમનો સંદેશ "દેવની સુવાર્તા" કેવી રીતે હતો (જુઓ </w:t>
       </w:r>
-      <w:hyperlink r:id="rId29">
-        <w:r>
-          <w:rPr>
-            <w:lang w:val="gu_IN" w:bidi="gu_IN"/>
-          </w:rPr>
-          <w:rPr>
-            <w:color w:val="0000EE"/>
-            <w:u w:val="single"/>
-          </w:rPr>
-          <w:t>2:2</w:t>
-        </w:r>
-      </w:hyperlink>
+      <w:r>
+        <w:rPr>
+          <w:lang w:val="gu_IN" w:bidi="gu_IN"/>
+        </w:rPr>
+        <w:t>2:2</w:t>
+      </w:r>
       <w:r>
         <w:rPr>
           <w:lang w:val="gu_IN" w:bidi="gu_IN"/>
@@ -9778,18 +9610,12 @@
         </w:rPr>
         <w:t xml:space="preserve"> એવી સ્થિતિમાં મૂકે છે જે તેને વિશેષ ભાર આપે છે (આ પણ જુઓ </w:t>
       </w:r>
-      <w:hyperlink r:id="rId29">
-        <w:r>
-          <w:rPr>
-            <w:lang w:val="gu_IN" w:bidi="gu_IN"/>
-          </w:rPr>
-          <w:rPr>
-            <w:color w:val="0000EE"/>
-            <w:u w:val="single"/>
-          </w:rPr>
-          <w:t>2:2</w:t>
-        </w:r>
-      </w:hyperlink>
+      <w:r>
+        <w:rPr>
+          <w:lang w:val="gu_IN" w:bidi="gu_IN"/>
+        </w:rPr>
+        <w:t>2:2</w:t>
+      </w:r>
       <w:r>
         <w:rPr>
           <w:lang w:val="gu_IN" w:bidi="gu_IN"/>
@@ -10769,18 +10595,12 @@
         </w:rPr>
         <w:t xml:space="preserve">, તેથી પ્રેરિતોએ થેસ્સાલોનિકી મંડળીને હળવાશથી અને પ્રેમથી ઉછેર્યું (જુઓ </w:t>
       </w:r>
-      <w:hyperlink r:id="rId30">
-        <w:r>
-          <w:rPr>
-            <w:lang w:val="gu_IN" w:bidi="gu_IN"/>
-          </w:rPr>
-          <w:rPr>
-            <w:color w:val="0000EE"/>
-            <w:u w:val="single"/>
-          </w:rPr>
-          <w:t>2:8</w:t>
-        </w:r>
-      </w:hyperlink>
+      <w:r>
+        <w:rPr>
+          <w:lang w:val="gu_IN" w:bidi="gu_IN"/>
+        </w:rPr>
+        <w:t>2:8</w:t>
+      </w:r>
       <w:r>
         <w:rPr>
           <w:lang w:val="gu_IN" w:bidi="gu_IN"/>
@@ -11405,18 +11225,12 @@
         </w:rPr>
         <w:t xml:space="preserve">પાઉલ પ્રેરિતો વિશે અલંકારિક રીતે બોલે છે જાણે કે તેઓ ભારે વજન અથવા પેક હોય </w:t>
       </w:r>
-      <w:hyperlink r:id="rId22">
-        <w:r>
-          <w:rPr>
-            <w:lang w:val="gu_IN" w:bidi="gu_IN"/>
-          </w:rPr>
-          <w:rPr>
-            <w:color w:val="0000EE"/>
-            <w:u w:val="single"/>
-          </w:rPr>
-          <w:t>2:7</w:t>
-        </w:r>
-      </w:hyperlink>
+      <w:r>
+        <w:rPr>
+          <w:lang w:val="gu_IN" w:bidi="gu_IN"/>
+        </w:rPr>
+        <w:t>2:7</w:t>
+      </w:r>
       <w:r>
         <w:rPr>
           <w:lang w:val="gu_IN" w:bidi="gu_IN"/>
@@ -11526,18 +11340,12 @@
         </w:rPr>
         <w:t xml:space="preserve"> શબ્દનો ઉપયોગ એ દર્શાવવા માટે થાય છે કે પ્રેરિતોનો સંદેશ દૈવી મૂળનો છે (તમારો અનુવાદ </w:t>
       </w:r>
-      <w:hyperlink r:id="rId29">
-        <w:r>
-          <w:rPr>
-            <w:lang w:val="gu_IN" w:bidi="gu_IN"/>
-          </w:rPr>
-          <w:rPr>
-            <w:color w:val="0000EE"/>
-            <w:u w:val="single"/>
-          </w:rPr>
-          <w:t>2:2</w:t>
-        </w:r>
-      </w:hyperlink>
+      <w:r>
+        <w:rPr>
+          <w:lang w:val="gu_IN" w:bidi="gu_IN"/>
+        </w:rPr>
+        <w:t>2:2</w:t>
+      </w:r>
       <w:r>
         <w:rPr>
           <w:lang w:val="gu_IN" w:bidi="gu_IN"/>
@@ -11634,18 +11442,12 @@
         </w:rPr>
         <w:t xml:space="preserve">પ્રેરિતો થેસ્સાલોનિકી મંડળી અને દેવને તેમના સુવાર્તા સંદેશ અને વ્યક્તિગત હેતુઓને માન્ય કરવા માટે અપીલ કરી રહ્યા છે (આ પણ જુઓ </w:t>
       </w:r>
-      <w:hyperlink r:id="rId37">
-        <w:r>
-          <w:rPr>
-            <w:lang w:val="gu_IN" w:bidi="gu_IN"/>
-          </w:rPr>
-          <w:rPr>
-            <w:color w:val="0000EE"/>
-            <w:u w:val="single"/>
-          </w:rPr>
-          <w:t>2:5</w:t>
-        </w:r>
-      </w:hyperlink>
+      <w:r>
+        <w:rPr>
+          <w:lang w:val="gu_IN" w:bidi="gu_IN"/>
+        </w:rPr>
+        <w:t>2:5</w:t>
+      </w:r>
       <w:r>
         <w:rPr>
           <w:lang w:val="gu_IN" w:bidi="gu_IN"/>
@@ -11742,18 +11544,12 @@
         </w:rPr>
         <w:t xml:space="preserve">પાઉલ </w:t>
       </w:r>
-      <w:hyperlink r:id="rId38">
-        <w:r>
-          <w:rPr>
-            <w:lang w:val="gu_IN" w:bidi="gu_IN"/>
-          </w:rPr>
-          <w:rPr>
-            <w:color w:val="0000EE"/>
-            <w:u w:val="single"/>
-          </w:rPr>
-          <w:t>2:10–12</w:t>
-        </w:r>
-      </w:hyperlink>
+      <w:r>
+        <w:rPr>
+          <w:lang w:val="gu_IN" w:bidi="gu_IN"/>
+        </w:rPr>
+        <w:t>2:10–12</w:t>
+      </w:r>
       <w:r>
         <w:rPr>
           <w:lang w:val="gu_IN" w:bidi="gu_IN"/>
@@ -11863,54 +11659,36 @@
         </w:rPr>
         <w:t xml:space="preserve"> એવી સ્થિતિમાં મૂકે છે જે તેને વિશેષ ભાર આપે છે (આ પણ જુઓ </w:t>
       </w:r>
-      <w:hyperlink r:id="rId29">
-        <w:r>
-          <w:rPr>
-            <w:lang w:val="gu_IN" w:bidi="gu_IN"/>
-          </w:rPr>
-          <w:rPr>
-            <w:color w:val="0000EE"/>
-            <w:u w:val="single"/>
-          </w:rPr>
-          <w:t>2:2,5</w:t>
-        </w:r>
-      </w:hyperlink>
+      <w:r>
+        <w:rPr>
+          <w:lang w:val="gu_IN" w:bidi="gu_IN"/>
+        </w:rPr>
+        <w:t>2:2,5</w:t>
+      </w:r>
       <w:r>
         <w:rPr>
           <w:lang w:val="gu_IN" w:bidi="gu_IN"/>
         </w:rPr>
         <w:t xml:space="preserve">). તે "તમે સાક્ષી છો" કહેવાની બીજી રીત છે (જુઓ </w:t>
       </w:r>
-      <w:hyperlink r:id="rId38">
-        <w:r>
-          <w:rPr>
-            <w:lang w:val="gu_IN" w:bidi="gu_IN"/>
-          </w:rPr>
-          <w:rPr>
-            <w:color w:val="0000EE"/>
-            <w:u w:val="single"/>
-          </w:rPr>
-          <w:t>2:10</w:t>
-        </w:r>
-      </w:hyperlink>
+      <w:r>
+        <w:rPr>
+          <w:lang w:val="gu_IN" w:bidi="gu_IN"/>
+        </w:rPr>
+        <w:t>2:10</w:t>
+      </w:r>
       <w:r>
         <w:rPr>
           <w:lang w:val="gu_IN" w:bidi="gu_IN"/>
         </w:rPr>
         <w:t xml:space="preserve">). પાઉલ થેસ્સાલોનિકી મંડળીના પોતાના અનુભવને પ્રેરિતોની ઈશ્વરીય વર્તણૂકને સાબિત કરવા માટે અપીલ કરી રહ્યો છે કે તેઓનો સુવાર્તા સંદેશ ઈશ્વર તરફથી આવે છે (જુઓ </w:t>
       </w:r>
-      <w:hyperlink r:id="rId31">
-        <w:r>
-          <w:rPr>
-            <w:lang w:val="gu_IN" w:bidi="gu_IN"/>
-          </w:rPr>
-          <w:rPr>
-            <w:color w:val="0000EE"/>
-            <w:u w:val="single"/>
-          </w:rPr>
-          <w:t>2:9</w:t>
-        </w:r>
-      </w:hyperlink>
+      <w:r>
+        <w:rPr>
+          <w:lang w:val="gu_IN" w:bidi="gu_IN"/>
+        </w:rPr>
+        <w:t>2:9</w:t>
+      </w:r>
       <w:r>
         <w:rPr>
           <w:lang w:val="gu_IN" w:bidi="gu_IN"/>
@@ -12806,18 +12584,12 @@
         </w:rPr>
         <w:t xml:space="preserve">આ વાક્ય પ્રેરિતોની કૃતજ્ઞતા પર ભાર મૂકવા માટે અતિશયોક્તિનો ઉપયોગ કરે છે (આ પણ જુઓ </w:t>
       </w:r>
-      <w:hyperlink r:id="rId16">
-        <w:r>
-          <w:rPr>
-            <w:lang w:val="gu_IN" w:bidi="gu_IN"/>
-          </w:rPr>
-          <w:rPr>
-            <w:color w:val="0000EE"/>
-            <w:u w:val="single"/>
-          </w:rPr>
-          <w:t>1:2</w:t>
-        </w:r>
-      </w:hyperlink>
+      <w:r>
+        <w:rPr>
+          <w:lang w:val="gu_IN" w:bidi="gu_IN"/>
+        </w:rPr>
+        <w:t>1:2</w:t>
+      </w:r>
       <w:r>
         <w:rPr>
           <w:lang w:val="gu_IN" w:bidi="gu_IN"/>
@@ -12966,18 +12738,12 @@
         </w:rPr>
         <w:t xml:space="preserve"> એ જ સંદેશનો સંદર્ભ આપે છે, જેને </w:t>
       </w:r>
-      <w:hyperlink r:id="rId30">
-        <w:r>
-          <w:rPr>
-            <w:lang w:val="gu_IN" w:bidi="gu_IN"/>
-          </w:rPr>
-          <w:rPr>
-            <w:color w:val="0000EE"/>
-            <w:u w:val="single"/>
-          </w:rPr>
-          <w:t>2:8–9</w:t>
-        </w:r>
-      </w:hyperlink>
+      <w:r>
+        <w:rPr>
+          <w:lang w:val="gu_IN" w:bidi="gu_IN"/>
+        </w:rPr>
+        <w:t>2:8–9</w:t>
+      </w:r>
       <w:r>
         <w:rPr>
           <w:lang w:val="gu_IN" w:bidi="gu_IN"/>
@@ -13491,18 +13257,12 @@
         </w:rPr>
         <w:t xml:space="preserve"> એ એક સંજ્ઞા છે જેનો ક્રિયાપદ સાથે અનુવાદ કરી શકાય છે (જુઓ </w:t>
       </w:r>
-      <w:hyperlink r:id="rId35">
-        <w:r>
-          <w:rPr>
-            <w:lang w:val="gu_IN" w:bidi="gu_IN"/>
-          </w:rPr>
-          <w:rPr>
-            <w:color w:val="0000EE"/>
-            <w:u w:val="single"/>
-          </w:rPr>
-          <w:t>1:6</w:t>
-        </w:r>
-      </w:hyperlink>
+      <w:r>
+        <w:rPr>
+          <w:lang w:val="gu_IN" w:bidi="gu_IN"/>
+        </w:rPr>
+        <w:t>1:6</w:t>
+      </w:r>
       <w:r>
         <w:rPr>
           <w:lang w:val="gu_IN" w:bidi="gu_IN"/>
@@ -13600,18 +13360,12 @@
         </w:rPr>
         <w:t xml:space="preserve"> દેવની મંડળીઓ વિશે અલંકારિક રીતે વાત કરે છે જાણે કે તેઓ ઈસુની અંદર જગ્યા રોકી રહ્યા હોય. આ રૂપક એ વિચારને વ્યક્ત કરે છે કે વિશ્વાસીઓ આધ્યાત્મિક રીતે દેવ અને ઈસુ સાથે જોડાયેલા છે (આ પણ જુઓ </w:t>
       </w:r>
-      <w:hyperlink r:id="rId21">
-        <w:r>
-          <w:rPr>
-            <w:lang w:val="gu_IN" w:bidi="gu_IN"/>
-          </w:rPr>
-          <w:rPr>
-            <w:color w:val="0000EE"/>
-            <w:u w:val="single"/>
-          </w:rPr>
-          <w:t>1:1</w:t>
-        </w:r>
-      </w:hyperlink>
+      <w:r>
+        <w:rPr>
+          <w:lang w:val="gu_IN" w:bidi="gu_IN"/>
+        </w:rPr>
+        <w:t>1:1</w:t>
+      </w:r>
       <w:r>
         <w:rPr>
           <w:lang w:val="gu_IN" w:bidi="gu_IN"/>
@@ -14202,18 +13956,12 @@
         </w:rPr>
         <w:t xml:space="preserve">આ વાક્ય વધુ માહિતી આપે છે કે શા માટે વિદેશીઓ "દેવને પ્રસન્ન કરતા નથી અને બધા માણસો માટે પ્રતિકૂળ છે" (જુઓ </w:t>
       </w:r>
-      <w:hyperlink r:id="rId39">
-        <w:r>
-          <w:rPr>
-            <w:lang w:val="gu_IN" w:bidi="gu_IN"/>
-          </w:rPr>
-          <w:rPr>
-            <w:color w:val="0000EE"/>
-            <w:u w:val="single"/>
-          </w:rPr>
-          <w:t>2:15</w:t>
-        </w:r>
-      </w:hyperlink>
+      <w:r>
+        <w:rPr>
+          <w:lang w:val="gu_IN" w:bidi="gu_IN"/>
+        </w:rPr>
+        <w:t>2:15</w:t>
+      </w:r>
       <w:r>
         <w:rPr>
           <w:lang w:val="gu_IN" w:bidi="gu_IN"/>
@@ -14645,18 +14393,12 @@
         </w:rPr>
         <w:t xml:space="preserve">પાઉલ ભવિષ્યમાં થનારી કોઈ વસ્તુનો સંદર્ભ આપવા માટે અલંકારિક રીતે ભૂતકાળનો ઉપયોગ કરી રહ્યો છે. પાઉલ આ બતાવવા માટે કરી રહ્યો છે કે ઘટના ચોક્કસપણે બનશે. જો અહીં ભૂતકાળનો ઉપયોગ તમારી ભાષામાં મૂંઝવણભર્યો હોય, તો તમે ભવિષ્યકાળનો ઉપયોગ કરી શકો છો. આ શબ્દસમૂહનો સંદર્ભ લઈ શકે છે: (૧) અંતિમ ચુકાદો. વૈકલ્પિક ભાષાંતર: "હકીકતમાં, અંતિમ ક્રોધ તેઓને પછાડશે" (આ પણ જુઓ </w:t>
       </w:r>
-      <w:hyperlink r:id="rId40">
-        <w:r>
-          <w:rPr>
-            <w:lang w:val="gu_IN" w:bidi="gu_IN"/>
-          </w:rPr>
-          <w:rPr>
-            <w:color w:val="0000EE"/>
-            <w:u w:val="single"/>
-          </w:rPr>
-          <w:t>5:9</w:t>
-        </w:r>
-      </w:hyperlink>
+      <w:r>
+        <w:rPr>
+          <w:lang w:val="gu_IN" w:bidi="gu_IN"/>
+        </w:rPr>
+        <w:t>5:9</w:t>
+      </w:r>
       <w:r>
         <w:rPr>
           <w:lang w:val="gu_IN" w:bidi="gu_IN"/>
@@ -14972,18 +14714,12 @@
         </w:rPr>
         <w:t xml:space="preserve"> તરીકે કરે છે તેનો અર્થ "તમારાથી અનાથ થવું" એવો પણ થઈ શકે છે, તેથી પાઉલ એ વિચારની પુનઃવિચારણા કરી શકે છે કે જ્યાં પ્રેરિતો પોતાની જાતને "નાના બાળકો" સાથે પ્રેમથી સરખાવે છે. </w:t>
       </w:r>
-      <w:hyperlink r:id="rId22">
-        <w:r>
-          <w:rPr>
-            <w:lang w:val="gu_IN" w:bidi="gu_IN"/>
-          </w:rPr>
-          <w:rPr>
-            <w:color w:val="0000EE"/>
-            <w:u w:val="single"/>
-          </w:rPr>
-          <w:t>2:7</w:t>
-        </w:r>
-      </w:hyperlink>
+      <w:r>
+        <w:rPr>
+          <w:lang w:val="gu_IN" w:bidi="gu_IN"/>
+        </w:rPr>
+        <w:t>2:7</w:t>
+      </w:r>
       <w:r>
         <w:rPr>
           <w:lang w:val="gu_IN" w:bidi="gu_IN"/>
@@ -16806,36 +16542,24 @@
         </w:rPr>
         <w:t xml:space="preserve"> એ ખ્રિસ્તના બીજા આગમન માટે ૧–૨થેસ્સાલોનિકીમાં જાણીતો રૂઢિપ્રયોગ છે (જુઓ </w:t>
       </w:r>
-      <w:hyperlink r:id="rId41">
-        <w:r>
-          <w:rPr>
-            <w:lang w:val="gu_IN" w:bidi="gu_IN"/>
-          </w:rPr>
-          <w:rPr>
-            <w:color w:val="0000EE"/>
-            <w:u w:val="single"/>
-          </w:rPr>
-          <w:t>3:13</w:t>
-        </w:r>
-      </w:hyperlink>
+      <w:r>
+        <w:rPr>
+          <w:lang w:val="gu_IN" w:bidi="gu_IN"/>
+        </w:rPr>
+        <w:t>3:13</w:t>
+      </w:r>
       <w:r>
         <w:rPr>
           <w:lang w:val="gu_IN" w:bidi="gu_IN"/>
         </w:rPr>
         <w:t xml:space="preserve">) અથવા “પ્રભુનો દિવસ ” (જુઓ </w:t>
       </w:r>
-      <w:hyperlink r:id="rId42">
-        <w:r>
-          <w:rPr>
-            <w:lang w:val="gu_IN" w:bidi="gu_IN"/>
-          </w:rPr>
-          <w:rPr>
-            <w:color w:val="0000EE"/>
-            <w:u w:val="single"/>
-          </w:rPr>
-          <w:t>5:2</w:t>
-        </w:r>
-      </w:hyperlink>
+      <w:r>
+        <w:rPr>
+          <w:lang w:val="gu_IN" w:bidi="gu_IN"/>
+        </w:rPr>
+        <w:t>5:2</w:t>
+      </w:r>
       <w:r>
         <w:rPr>
           <w:lang w:val="gu_IN" w:bidi="gu_IN"/>
@@ -16932,18 +16656,12 @@
         </w:rPr>
         <w:t xml:space="preserve">આ કલમનો અર્થ </w:t>
       </w:r>
-      <w:hyperlink r:id="rId34">
-        <w:r>
-          <w:rPr>
-            <w:lang w:val="gu_IN" w:bidi="gu_IN"/>
-          </w:rPr>
-          <w:rPr>
-            <w:color w:val="0000EE"/>
-            <w:u w:val="single"/>
-          </w:rPr>
-          <w:t>2:19</w:t>
-        </w:r>
-      </w:hyperlink>
+      <w:r>
+        <w:rPr>
+          <w:lang w:val="gu_IN" w:bidi="gu_IN"/>
+        </w:rPr>
+        <w:t>2:19</w:t>
+      </w:r>
       <w:r>
         <w:rPr>
           <w:lang w:val="gu_IN" w:bidi="gu_IN"/>
@@ -17343,36 +17061,24 @@
         </w:rPr>
         <w:t xml:space="preserve">આ પ્રકરણમાં , પ્રેરિત પાઉલ </w:t>
       </w:r>
-      <w:hyperlink r:id="rId43">
-        <w:r>
-          <w:rPr>
-            <w:lang w:val="gu_IN" w:bidi="gu_IN"/>
-          </w:rPr>
-          <w:rPr>
-            <w:color w:val="0000EE"/>
-            <w:u w:val="single"/>
-          </w:rPr>
-          <w:t>3:8</w:t>
-        </w:r>
-      </w:hyperlink>
+      <w:r>
+        <w:rPr>
+          <w:lang w:val="gu_IN" w:bidi="gu_IN"/>
+        </w:rPr>
+        <w:t>3:8</w:t>
+      </w:r>
       <w:r>
         <w:rPr>
           <w:lang w:val="gu_IN" w:bidi="gu_IN"/>
         </w:rPr>
         <w:t xml:space="preserve"> માં “મક્કમ રહો” શબ્દનો ઉપયોગ સુવાર્તા પ્રત્યે વફાદારીના રૂપક તરીકે કરે છે, અને </w:t>
       </w:r>
-      <w:hyperlink r:id="rId44">
-        <w:r>
-          <w:rPr>
-            <w:lang w:val="gu_IN" w:bidi="gu_IN"/>
-          </w:rPr>
-          <w:rPr>
-            <w:color w:val="0000EE"/>
-            <w:u w:val="single"/>
-          </w:rPr>
-          <w:t>3:3</w:t>
-        </w:r>
-      </w:hyperlink>
+      <w:r>
+        <w:rPr>
+          <w:lang w:val="gu_IN" w:bidi="gu_IN"/>
+        </w:rPr>
+        <w:t>3:3</w:t>
+      </w:r>
       <w:r>
         <w:rPr>
           <w:lang w:val="gu_IN" w:bidi="gu_IN"/>
@@ -17405,18 +17111,12 @@
         </w:rPr>
         <w:t xml:space="preserve">એક ઇમારત રૂપકનો ઉપયોગ કરો, પ્રેરિતો પ્રાર્થના કરે છે કે દેવ થેસ્સાલોનિકી મંડળીના "હૃદય"ને "નિષ્કલંક" કરશે (જુઓ </w:t>
       </w:r>
-      <w:hyperlink r:id="rId41">
-        <w:r>
-          <w:rPr>
-            <w:lang w:val="gu_IN" w:bidi="gu_IN"/>
-          </w:rPr>
-          <w:rPr>
-            <w:color w:val="0000EE"/>
-            <w:u w:val="single"/>
-          </w:rPr>
-          <w:t>3:13</w:t>
-        </w:r>
-      </w:hyperlink>
+      <w:r>
+        <w:rPr>
+          <w:lang w:val="gu_IN" w:bidi="gu_IN"/>
+        </w:rPr>
+        <w:t>3:13</w:t>
+      </w:r>
       <w:r>
         <w:rPr>
           <w:lang w:val="gu_IN" w:bidi="gu_IN"/>
@@ -17437,36 +17137,24 @@
         </w:rPr>
         <w:t xml:space="preserve">દેવના લોકોનો દુશ્મન, "શેતાન" (જુઓ </w:t>
       </w:r>
-      <w:hyperlink r:id="rId13">
-        <w:r>
-          <w:rPr>
-            <w:lang w:val="gu_IN" w:bidi="gu_IN"/>
-          </w:rPr>
-          <w:rPr>
-            <w:color w:val="0000EE"/>
-            <w:u w:val="single"/>
-          </w:rPr>
-          <w:t>2:18</w:t>
-        </w:r>
-      </w:hyperlink>
+      <w:r>
+        <w:rPr>
+          <w:lang w:val="gu_IN" w:bidi="gu_IN"/>
+        </w:rPr>
+        <w:t>2:18</w:t>
+      </w:r>
       <w:r>
         <w:rPr>
           <w:lang w:val="gu_IN" w:bidi="gu_IN"/>
         </w:rPr>
         <w:t xml:space="preserve">) અહીં "પ્રલોભન કરનાર" કહેવાય છે (જુઓ </w:t>
       </w:r>
-      <w:hyperlink r:id="rId14">
-        <w:r>
-          <w:rPr>
-            <w:lang w:val="gu_IN" w:bidi="gu_IN"/>
-          </w:rPr>
-          <w:rPr>
-            <w:color w:val="0000EE"/>
-            <w:u w:val="single"/>
-          </w:rPr>
-          <w:t>3:5</w:t>
-        </w:r>
-      </w:hyperlink>
+      <w:r>
+        <w:rPr>
+          <w:lang w:val="gu_IN" w:bidi="gu_IN"/>
+        </w:rPr>
+        <w:t>3:5</w:t>
+      </w:r>
       <w:r>
         <w:rPr>
           <w:lang w:val="gu_IN" w:bidi="gu_IN"/>
@@ -17498,36 +17186,24 @@
         </w:rPr>
         <w:t xml:space="preserve">પાઉલ થેસ્સાલોનિકી મંડળીની તેમની સ્મૃતિ વિશે વાત કરતી વખતે ભાવનાત્મક અને આત્યંતિક ભાષાનો ઉપયોગ કરે છે. “હવે ટકી રહેવાનું નથી,” પ્રેરિતો અને ખાસ કરીને પાઉલ (જુઓ </w:t>
       </w:r>
-      <w:hyperlink r:id="rId45">
-        <w:r>
-          <w:rPr>
-            <w:lang w:val="gu_IN" w:bidi="gu_IN"/>
-          </w:rPr>
-          <w:rPr>
-            <w:color w:val="0000EE"/>
-            <w:u w:val="single"/>
-          </w:rPr>
-          <w:t>3:1,5</w:t>
-        </w:r>
-      </w:hyperlink>
+      <w:r>
+        <w:rPr>
+          <w:lang w:val="gu_IN" w:bidi="gu_IN"/>
+        </w:rPr>
+        <w:t>3:1,5</w:t>
+      </w:r>
       <w:r>
         <w:rPr>
           <w:lang w:val="gu_IN" w:bidi="gu_IN"/>
         </w:rPr>
         <w:t xml:space="preserve">) મંડળીની આધ્યાત્મિક સ્થિતિ વિશે જાણવાની ફરજ પાડે છે. પ્રેરિતોની પ્રાર્થનાની તીવ્રતા અને અવધિને "રાત અને દિવસ નિષ્ઠાપૂર્વક વિનંતી કરવી" તરીકે વર્ણવવામાં આવી છે (જુઓ </w:t>
       </w:r>
-      <w:hyperlink r:id="rId46">
-        <w:r>
-          <w:rPr>
-            <w:lang w:val="gu_IN" w:bidi="gu_IN"/>
-          </w:rPr>
-          <w:rPr>
-            <w:color w:val="0000EE"/>
-            <w:u w:val="single"/>
-          </w:rPr>
-          <w:t>3:10</w:t>
-        </w:r>
-      </w:hyperlink>
+      <w:r>
+        <w:rPr>
+          <w:lang w:val="gu_IN" w:bidi="gu_IN"/>
+        </w:rPr>
+        <w:t>3:10</w:t>
+      </w:r>
       <w:r>
         <w:rPr>
           <w:lang w:val="gu_IN" w:bidi="gu_IN"/>
@@ -17559,18 +17235,12 @@
         </w:rPr>
         <w:t xml:space="preserve">અહીં પ્રેરિતો પ્રાર્થના કરે છે કે જ્યારે ખ્રિસ્ત ફરીથી તેના બધા પવિત્ર લોકો અથવા "સંતો" સાથે આવશે ત્યારે થેસ્સાલોનિકી મંડળી પવિત્ર જાળવવામાં આવશે (જુઓ </w:t>
       </w:r>
-      <w:hyperlink r:id="rId41">
-        <w:r>
-          <w:rPr>
-            <w:lang w:val="gu_IN" w:bidi="gu_IN"/>
-          </w:rPr>
-          <w:rPr>
-            <w:color w:val="0000EE"/>
-            <w:u w:val="single"/>
-          </w:rPr>
-          <w:t>3:13</w:t>
-        </w:r>
-      </w:hyperlink>
+      <w:r>
+        <w:rPr>
+          <w:lang w:val="gu_IN" w:bidi="gu_IN"/>
+        </w:rPr>
+        <w:t>3:13</w:t>
+      </w:r>
       <w:r>
         <w:rPr>
           <w:lang w:val="gu_IN" w:bidi="gu_IN"/>
@@ -17758,18 +17428,12 @@
         </w:rPr>
         <w:t xml:space="preserve">આ વાક્ય થેસ્સાલોનિકી મંડળીની મુલાકાત લેવાની પ્રેરિતોની ઊંડી ઇચ્છા વ્યક્ત કરવા માટે અત્યંત અતિશયોક્તિનો ઉપયોગ કરે છે (જુઓ </w:t>
       </w:r>
-      <w:hyperlink r:id="rId47">
-        <w:r>
-          <w:rPr>
-            <w:lang w:val="gu_IN" w:bidi="gu_IN"/>
-          </w:rPr>
-          <w:rPr>
-            <w:color w:val="0000EE"/>
-            <w:u w:val="single"/>
-          </w:rPr>
-          <w:t>2:17</w:t>
-        </w:r>
-      </w:hyperlink>
+      <w:r>
+        <w:rPr>
+          <w:lang w:val="gu_IN" w:bidi="gu_IN"/>
+        </w:rPr>
+        <w:t>2:17</w:t>
+      </w:r>
       <w:r>
         <w:rPr>
           <w:lang w:val="gu_IN" w:bidi="gu_IN"/>
@@ -17879,18 +17543,12 @@
         </w:rPr>
         <w:t xml:space="preserve">આ પરિણામ વાક્ય છે. પાઉલ સમજાવે છે કે તેણે શા માટે તિમોથીને </w:t>
       </w:r>
-      <w:hyperlink r:id="rId23">
-        <w:r>
-          <w:rPr>
-            <w:lang w:val="gu_IN" w:bidi="gu_IN"/>
-          </w:rPr>
-          <w:rPr>
-            <w:color w:val="0000EE"/>
-            <w:u w:val="single"/>
-          </w:rPr>
-          <w:t>3:2</w:t>
-        </w:r>
-      </w:hyperlink>
+      <w:r>
+        <w:rPr>
+          <w:lang w:val="gu_IN" w:bidi="gu_IN"/>
+        </w:rPr>
+        <w:t>3:2</w:t>
+      </w:r>
       <w:r>
         <w:rPr>
           <w:lang w:val="gu_IN" w:bidi="gu_IN"/>
@@ -18013,18 +17671,12 @@
         </w:rPr>
         <w:t xml:space="preserve"> પાઉલ અને સિલ્વાનુસ (અને કદાચ તિમોથી) નો સંદર્ભ લઈએ છીએ, કારણ કે </w:t>
       </w:r>
-      <w:hyperlink r:id="rId23">
-        <w:r>
-          <w:rPr>
-            <w:lang w:val="gu_IN" w:bidi="gu_IN"/>
-          </w:rPr>
-          <w:rPr>
-            <w:color w:val="0000EE"/>
-            <w:u w:val="single"/>
-          </w:rPr>
-          <w:t>3:2</w:t>
-        </w:r>
-      </w:hyperlink>
+      <w:r>
+        <w:rPr>
+          <w:lang w:val="gu_IN" w:bidi="gu_IN"/>
+        </w:rPr>
+        <w:t>3:2</w:t>
+      </w:r>
       <w:r>
         <w:rPr>
           <w:lang w:val="gu_IN" w:bidi="gu_IN"/>
@@ -18276,18 +17928,12 @@
         </w:rPr>
         <w:t xml:space="preserve">ને સાથી પ્રેરિત તરીકે દર્શાવે છે (જુઓ </w:t>
       </w:r>
-      <w:hyperlink r:id="rId18">
-        <w:r>
-          <w:rPr>
-            <w:lang w:val="gu_IN" w:bidi="gu_IN"/>
-          </w:rPr>
-          <w:rPr>
-            <w:color w:val="0000EE"/>
-            <w:u w:val="single"/>
-          </w:rPr>
-          <w:t>2:6</w:t>
-        </w:r>
-      </w:hyperlink>
+      <w:r>
+        <w:rPr>
+          <w:lang w:val="gu_IN" w:bidi="gu_IN"/>
+        </w:rPr>
+        <w:t>2:6</w:t>
+      </w:r>
       <w:r>
         <w:rPr>
           <w:lang w:val="gu_IN" w:bidi="gu_IN"/>
@@ -19802,18 +19448,12 @@
         </w:rPr>
         <w:t xml:space="preserve">પાઉલ તેની અગાઉની મુલાકાત વિશે પૃષ્ઠભૂમિ માહિતી આપી રહ્યો છે. પાઉલ થેસ્સાલોનિકી મંડળીને યાદ અપાવે છે કે તેણે પ્રેરિતોનાં દુઃખો વિશે જે આગાહી કરી હતી તે સાચી પડી છે, તેથી તેઓએ પ્રેરિતોની સત્તા અથવા શિક્ષણ પર શંકા કરવા લલચાવું જોઈએ નહીં (જુઓ </w:t>
       </w:r>
-      <w:hyperlink r:id="rId14">
-        <w:r>
-          <w:rPr>
-            <w:lang w:val="gu_IN" w:bidi="gu_IN"/>
-          </w:rPr>
-          <w:rPr>
-            <w:color w:val="0000EE"/>
-            <w:u w:val="single"/>
-          </w:rPr>
-          <w:t>3:5,7</w:t>
-        </w:r>
-      </w:hyperlink>
+      <w:r>
+        <w:rPr>
+          <w:lang w:val="gu_IN" w:bidi="gu_IN"/>
+        </w:rPr>
+        <w:t>3:5,7</w:t>
+      </w:r>
       <w:r>
         <w:rPr>
           <w:lang w:val="gu_IN" w:bidi="gu_IN"/>
@@ -20000,36 +19640,24 @@
         </w:rPr>
         <w:t xml:space="preserve">પાઉલ એ જ વાક્યનું પુનરાવર્તન કરે છે ** હવે તે સહન થતુ નથી </w:t>
       </w:r>
-      <w:hyperlink r:id="rId45">
-        <w:r>
-          <w:rPr>
-            <w:lang w:val="gu_IN" w:bidi="gu_IN"/>
-          </w:rPr>
-          <w:rPr>
-            <w:color w:val="0000EE"/>
-            <w:u w:val="single"/>
-          </w:rPr>
-          <w:t>3:1</w:t>
-        </w:r>
-      </w:hyperlink>
+      <w:r>
+        <w:rPr>
+          <w:lang w:val="gu_IN" w:bidi="gu_IN"/>
+        </w:rPr>
+        <w:t>3:1</w:t>
+      </w:r>
       <w:r>
         <w:rPr>
           <w:lang w:val="gu_IN" w:bidi="gu_IN"/>
         </w:rPr>
         <w:t xml:space="preserve"> માં વાંચીયે છે . અહીં, </w:t>
       </w:r>
-      <w:hyperlink r:id="rId45">
-        <w:r>
-          <w:rPr>
-            <w:lang w:val="gu_IN" w:bidi="gu_IN"/>
-          </w:rPr>
-          <w:rPr>
-            <w:color w:val="0000EE"/>
-            <w:u w:val="single"/>
-          </w:rPr>
-          <w:t>3:1–2</w:t>
-        </w:r>
-      </w:hyperlink>
+      <w:r>
+        <w:rPr>
+          <w:lang w:val="gu_IN" w:bidi="gu_IN"/>
+        </w:rPr>
+        <w:t>3:1–2</w:t>
+      </w:r>
       <w:r>
         <w:rPr>
           <w:lang w:val="gu_IN" w:bidi="gu_IN"/>
@@ -20126,18 +19754,12 @@
         </w:rPr>
         <w:t xml:space="preserve">આ વાક્ય એક અતિશયોક્તિ છે જેનો ઉપયોગ પાઉલ ઊંડી ચિંતા વ્યક્ત કરવા માટે કરે છે. જો તમારી ભાષામાં આને ગેરસમજ કરવામાં આવશે, તો તમે તમારી ભાષામાંથી સમકક્ષ અભિવ્યક્તિનો ઉપયોગ કરી શકો છો જે ઊંડી ચિંતા દર્શાવે છે. તમારો અનુવાદ </w:t>
       </w:r>
-      <w:hyperlink r:id="rId45">
-        <w:r>
-          <w:rPr>
-            <w:lang w:val="gu_IN" w:bidi="gu_IN"/>
-          </w:rPr>
-          <w:rPr>
-            <w:color w:val="0000EE"/>
-            <w:u w:val="single"/>
-          </w:rPr>
-          <w:t>3:1</w:t>
-        </w:r>
-      </w:hyperlink>
+      <w:r>
+        <w:rPr>
+          <w:lang w:val="gu_IN" w:bidi="gu_IN"/>
+        </w:rPr>
+        <w:t>3:1</w:t>
+      </w:r>
       <w:r>
         <w:rPr>
           <w:lang w:val="gu_IN" w:bidi="gu_IN"/>
@@ -20958,18 +20580,12 @@
           <w:lang w:val="gu_IN" w:bidi="gu_IN"/>
         </w:rPr>
       </w:r>
-      <w:hyperlink r:id="rId48">
-        <w:r>
-          <w:rPr>
-            <w:lang w:val="gu_IN" w:bidi="gu_IN"/>
-          </w:rPr>
-          <w:rPr>
-            <w:color w:val="0000EE"/>
-            <w:u w:val="single"/>
-          </w:rPr>
-          <w:t>3:6</w:t>
-        </w:r>
-      </w:hyperlink>
+      <w:r>
+        <w:rPr>
+          <w:lang w:val="gu_IN" w:bidi="gu_IN"/>
+        </w:rPr>
+        <w:t>3:6</w:t>
+      </w:r>
       <w:r>
         <w:rPr>
           <w:lang w:val="gu_IN" w:bidi="gu_IN"/>
@@ -21620,18 +21236,12 @@
         </w:rPr>
         <w:t xml:space="preserve">આ શબ્દસમૂહ પરિણામ વાક્ય છે. પાઉલ </w:t>
       </w:r>
-      <w:hyperlink r:id="rId48">
-        <w:r>
-          <w:rPr>
-            <w:lang w:val="gu_IN" w:bidi="gu_IN"/>
-          </w:rPr>
-          <w:rPr>
-            <w:color w:val="0000EE"/>
-            <w:u w:val="single"/>
-          </w:rPr>
-          <w:t>3:6</w:t>
-        </w:r>
-      </w:hyperlink>
+      <w:r>
+        <w:rPr>
+          <w:lang w:val="gu_IN" w:bidi="gu_IN"/>
+        </w:rPr>
+        <w:t>3:6</w:t>
+      </w:r>
       <w:r>
         <w:rPr>
           <w:lang w:val="gu_IN" w:bidi="gu_IN"/>
@@ -22102,18 +21712,12 @@
         </w:rPr>
         <w:t xml:space="preserve"> ઊભા છે તે માટે કેટલા આભારી છે (જુઓ </w:t>
       </w:r>
-      <w:hyperlink r:id="rId49">
-        <w:r>
-          <w:rPr>
-            <w:lang w:val="gu_IN" w:bidi="gu_IN"/>
-          </w:rPr>
-          <w:rPr>
-            <w:color w:val="0000EE"/>
-            <w:u w:val="single"/>
-          </w:rPr>
-          <w:t>3:7</w:t>
-        </w:r>
-      </w:hyperlink>
+      <w:r>
+        <w:rPr>
+          <w:lang w:val="gu_IN" w:bidi="gu_IN"/>
+        </w:rPr>
+        <w:t>3:7</w:t>
+      </w:r>
       <w:r>
         <w:rPr>
           <w:lang w:val="gu_IN" w:bidi="gu_IN"/>
@@ -22912,18 +22516,12 @@
         </w:rPr>
         <w:t xml:space="preserve">પાઉલ એક અલંકારિક પ્રશ્નનો ઉપયોગ કરી રહ્યો છે જે </w:t>
       </w:r>
-      <w:hyperlink r:id="rId46">
-        <w:r>
-          <w:rPr>
-            <w:lang w:val="gu_IN" w:bidi="gu_IN"/>
-          </w:rPr>
-          <w:rPr>
-            <w:color w:val="0000EE"/>
-            <w:u w:val="single"/>
-          </w:rPr>
-          <w:t>3:10</w:t>
-        </w:r>
-      </w:hyperlink>
+      <w:r>
+        <w:rPr>
+          <w:lang w:val="gu_IN" w:bidi="gu_IN"/>
+        </w:rPr>
+        <w:t>3:10</w:t>
+      </w:r>
       <w:r>
         <w:rPr>
           <w:lang w:val="gu_IN" w:bidi="gu_IN"/>
@@ -23239,18 +22837,12 @@
         </w:rPr>
         <w:t xml:space="preserve"> નો ઉપયોગ કરતી નથી, તો તમે તેની પાછળનો વિચાર બીજી રીતે વ્યક્ત કરી શકો છો (આ પણ જુઓ </w:t>
       </w:r>
-      <w:hyperlink r:id="rId47">
-        <w:r>
-          <w:rPr>
-            <w:lang w:val="gu_IN" w:bidi="gu_IN"/>
-          </w:rPr>
-          <w:rPr>
-            <w:color w:val="0000EE"/>
-            <w:u w:val="single"/>
-          </w:rPr>
-          <w:t>2:17</w:t>
-        </w:r>
-      </w:hyperlink>
+      <w:r>
+        <w:rPr>
+          <w:lang w:val="gu_IN" w:bidi="gu_IN"/>
+        </w:rPr>
+        <w:t>2:17</w:t>
+      </w:r>
       <w:r>
         <w:rPr>
           <w:lang w:val="gu_IN" w:bidi="gu_IN"/>
@@ -23450,18 +23042,12 @@
         </w:rPr>
         <w:t xml:space="preserve"> એ એક દૈવી વ્યક્તિનો ઉલ્લેખ કરે છે જે દેવ અને પિતા બંને છે. આ વાક્ય હેન્ડિયાડીસ છે, કારણ કે પિતા આગળ દેવનું વર્ણન કરે છે (આ પણ જુઓ </w:t>
       </w:r>
-      <w:hyperlink r:id="rId24">
-        <w:r>
-          <w:rPr>
-            <w:lang w:val="gu_IN" w:bidi="gu_IN"/>
-          </w:rPr>
-          <w:rPr>
-            <w:color w:val="0000EE"/>
-            <w:u w:val="single"/>
-          </w:rPr>
-          <w:t>1:3</w:t>
-        </w:r>
-      </w:hyperlink>
+      <w:r>
+        <w:rPr>
+          <w:lang w:val="gu_IN" w:bidi="gu_IN"/>
+        </w:rPr>
+        <w:t>1:3</w:t>
+      </w:r>
       <w:r>
         <w:rPr>
           <w:lang w:val="gu_IN" w:bidi="gu_IN"/>
@@ -23714,18 +23300,12 @@
         </w:rPr>
         <w:t xml:space="preserve"> ફક્ત પાઉલ, સિલ્વાનુસ અને તિમોથીનો જ ઉલ્લેખ કરે છે (આ પણ જુઓ </w:t>
       </w:r>
-      <w:hyperlink r:id="rId19">
-        <w:r>
-          <w:rPr>
-            <w:lang w:val="gu_IN" w:bidi="gu_IN"/>
-          </w:rPr>
-          <w:rPr>
-            <w:color w:val="0000EE"/>
-            <w:u w:val="single"/>
-          </w:rPr>
-          <w:t>1:9, 2:1, 3:9</w:t>
-        </w:r>
-      </w:hyperlink>
+      <w:r>
+        <w:rPr>
+          <w:lang w:val="gu_IN" w:bidi="gu_IN"/>
+        </w:rPr>
+        <w:t>1:9, 2:1, 3:9</w:t>
+      </w:r>
       <w:r>
         <w:rPr>
           <w:lang w:val="gu_IN" w:bidi="gu_IN"/>
@@ -23833,18 +23413,12 @@
         </w:rPr>
         <w:t xml:space="preserve">અહીં ક્રિયાપદના સ્વરૂપો સૂચવે છે કે આ એક આશીર્વાદ અથવા પ્રાર્થના છે જે </w:t>
       </w:r>
-      <w:hyperlink r:id="rId41">
-        <w:r>
-          <w:rPr>
-            <w:lang w:val="gu_IN" w:bidi="gu_IN"/>
-          </w:rPr>
-          <w:rPr>
-            <w:color w:val="0000EE"/>
-            <w:u w:val="single"/>
-          </w:rPr>
-          <w:t>3:13</w:t>
-        </w:r>
-      </w:hyperlink>
+      <w:r>
+        <w:rPr>
+          <w:lang w:val="gu_IN" w:bidi="gu_IN"/>
+        </w:rPr>
+        <w:t>3:13</w:t>
+      </w:r>
       <w:r>
         <w:rPr>
           <w:lang w:val="gu_IN" w:bidi="gu_IN"/>
@@ -24289,18 +23863,12 @@
         </w:rPr>
         <w:t xml:space="preserve"> એ થેસ્સાલોનિકી મંડળી માટે પ્રેરિતોના ઉંડા પ્રેમને મજબૂત કરવા માટેનો અર્થપૂર્ણ વાક્ય છે </w:t>
       </w:r>
-      <w:hyperlink r:id="rId48">
-        <w:r>
-          <w:rPr>
-            <w:lang w:val="gu_IN" w:bidi="gu_IN"/>
-          </w:rPr>
-          <w:rPr>
-            <w:color w:val="0000EE"/>
-            <w:u w:val="single"/>
-          </w:rPr>
-          <w:t>3:6</w:t>
-        </w:r>
-      </w:hyperlink>
+      <w:r>
+        <w:rPr>
+          <w:lang w:val="gu_IN" w:bidi="gu_IN"/>
+        </w:rPr>
+        <w:t>3:6</w:t>
+      </w:r>
       <w:r>
         <w:rPr>
           <w:lang w:val="gu_IN" w:bidi="gu_IN"/>
@@ -24681,18 +24249,12 @@
         </w:rPr>
         <w:t xml:space="preserve">આ વાક્ય દેવની વ્યક્તિગત હાજરીમાં હોવાનો રૂઢિપ્રયોગ છે (જુઓ </w:t>
       </w:r>
-      <w:hyperlink r:id="rId50">
-        <w:r>
-          <w:rPr>
-            <w:lang w:val="gu_IN" w:bidi="gu_IN"/>
-          </w:rPr>
-          <w:rPr>
-            <w:color w:val="0000EE"/>
-            <w:u w:val="single"/>
-          </w:rPr>
-          <w:t>3:9</w:t>
-        </w:r>
-      </w:hyperlink>
+      <w:r>
+        <w:rPr>
+          <w:lang w:val="gu_IN" w:bidi="gu_IN"/>
+        </w:rPr>
+        <w:t>3:9</w:t>
+      </w:r>
       <w:r>
         <w:rPr>
           <w:lang w:val="gu_IN" w:bidi="gu_IN"/>
@@ -24918,36 +24480,24 @@
         </w:rPr>
         <w:t xml:space="preserve"> ખ્રિસ્તના બીજા આગમન માટે ૧–૨થેસ્સાલોનિકીમાં જાણીતો રૂઢિપ્રયોગ છે (જુઓ </w:t>
       </w:r>
-      <w:hyperlink r:id="rId34">
-        <w:r>
-          <w:rPr>
-            <w:lang w:val="gu_IN" w:bidi="gu_IN"/>
-          </w:rPr>
-          <w:rPr>
-            <w:color w:val="0000EE"/>
-            <w:u w:val="single"/>
-          </w:rPr>
-          <w:t>2:19; 4:15</w:t>
-        </w:r>
-      </w:hyperlink>
+      <w:r>
+        <w:rPr>
+          <w:lang w:val="gu_IN" w:bidi="gu_IN"/>
+        </w:rPr>
+        <w:t>2:19; 4:15</w:t>
+      </w:r>
       <w:r>
         <w:rPr>
           <w:lang w:val="gu_IN" w:bidi="gu_IN"/>
         </w:rPr>
         <w:t xml:space="preserve">) અથવા "**પ્રભુ*નો દિવસ" </w:t>
       </w:r>
-      <w:hyperlink r:id="rId42">
-        <w:r>
-          <w:rPr>
-            <w:lang w:val="gu_IN" w:bidi="gu_IN"/>
-          </w:rPr>
-          <w:rPr>
-            <w:color w:val="0000EE"/>
-            <w:u w:val="single"/>
-          </w:rPr>
-          <w:t>5:2</w:t>
-        </w:r>
-      </w:hyperlink>
+      <w:r>
+        <w:rPr>
+          <w:lang w:val="gu_IN" w:bidi="gu_IN"/>
+        </w:rPr>
+        <w:t>5:2</w:t>
+      </w:r>
       <w:r>
         <w:rPr>
           <w:lang w:val="gu_IN" w:bidi="gu_IN"/>
@@ -25070,18 +24620,12 @@
         </w:rPr>
         <w:t xml:space="preserve"> છે અને જેઓ પહેલેથી જ મૃત્યુ પામ્યા છે (જુઓ </w:t>
       </w:r>
-      <w:hyperlink r:id="rId51">
-        <w:r>
-          <w:rPr>
-            <w:lang w:val="gu_IN" w:bidi="gu_IN"/>
-          </w:rPr>
-          <w:rPr>
-            <w:color w:val="0000EE"/>
-            <w:u w:val="single"/>
-          </w:rPr>
-          <w:t>4:14</w:t>
-        </w:r>
-      </w:hyperlink>
+      <w:r>
+        <w:rPr>
+          <w:lang w:val="gu_IN" w:bidi="gu_IN"/>
+        </w:rPr>
+        <w:t>4:14</w:t>
+      </w:r>
       <w:r>
         <w:rPr>
           <w:lang w:val="gu_IN" w:bidi="gu_IN"/>
@@ -25345,36 +24889,24 @@
         </w:rPr>
         <w:t xml:space="preserve">ધ પ્રેરિતો ખ્રિસ્તી પ્રેમના વિષયને સંબોધિત કરો જેના વિશે થેસ્સાલોનિકી મંડળીએ અગાઉ પૂછ્યું હતું. પ્રેરિતોએ મંડળીને પ્રોત્સાહિત કર્યું કે તેઓ પહેલેથી જ સારી રીતે પ્રેમ કરી રહ્યા છે, અને તેઓએ આ પ્રથામાં વૃદ્ધિ કરવાનું ચાલુ રાખવું જોઈએ. પ્રેરિતો એકબીજા સાથે સુમેળમાં રહેવા અને તેમના પોતાના વ્યવસાયને ધ્યાનમાં રાખીને "ભાઈ-પ્રેમ" ને પણ જોડે છે, જેથી તેઓ બિન-ખ્રિસ્તીઓ માટે સારું ઉદાહરણ બની શકે (જુઓ </w:t>
       </w:r>
-      <w:hyperlink r:id="rId52">
-        <w:r>
-          <w:rPr>
-            <w:lang w:val="gu_IN" w:bidi="gu_IN"/>
-          </w:rPr>
-          <w:rPr>
-            <w:color w:val="0000EE"/>
-            <w:u w:val="single"/>
-          </w:rPr>
-          <w:t>4:11–12</w:t>
-        </w:r>
-      </w:hyperlink>
+      <w:r>
+        <w:rPr>
+          <w:lang w:val="gu_IN" w:bidi="gu_IN"/>
+        </w:rPr>
+        <w:t>4:11–12</w:t>
+      </w:r>
       <w:r>
         <w:rPr>
           <w:lang w:val="gu_IN" w:bidi="gu_IN"/>
         </w:rPr>
         <w:t xml:space="preserve">). તેઓ એ જાણવા માટે ઉત્સુક હતા કે જેઓ ખ્રિસ્ત પાછા ફર્યા તે પહેલાં મૃત્યુ પામ્યા હતા તેઓ દેવના રાજ્યનો ભાગ હશે કે નહીં. પાઉલ તે ચિંતાને </w:t>
       </w:r>
-      <w:hyperlink r:id="rId53">
-        <w:r>
-          <w:rPr>
-            <w:lang w:val="gu_IN" w:bidi="gu_IN"/>
-          </w:rPr>
-          <w:rPr>
-            <w:color w:val="0000EE"/>
-            <w:u w:val="single"/>
-          </w:rPr>
-          <w:t>4:13–5:11</w:t>
-        </w:r>
-      </w:hyperlink>
+      <w:r>
+        <w:rPr>
+          <w:lang w:val="gu_IN" w:bidi="gu_IN"/>
+        </w:rPr>
+        <w:t>4:13–5:11</w:t>
+      </w:r>
       <w:r>
         <w:rPr>
           <w:lang w:val="gu_IN" w:bidi="gu_IN"/>
@@ -25406,54 +24938,36 @@
         </w:rPr>
         <w:t xml:space="preserve">In </w:t>
       </w:r>
-      <w:hyperlink r:id="rId53">
-        <w:r>
-          <w:rPr>
-            <w:lang w:val="gu_IN" w:bidi="gu_IN"/>
-          </w:rPr>
-          <w:rPr>
-            <w:color w:val="0000EE"/>
-            <w:u w:val="single"/>
-          </w:rPr>
-          <w:t>4:13–18</w:t>
-        </w:r>
-      </w:hyperlink>
+      <w:r>
+        <w:rPr>
+          <w:lang w:val="gu_IN" w:bidi="gu_IN"/>
+        </w:rPr>
+        <w:t>4:13–18</w:t>
+      </w:r>
       <w:r>
         <w:rPr>
           <w:lang w:val="gu_IN" w:bidi="gu_IN"/>
         </w:rPr>
         <w:t xml:space="preserve">, પ્રેરિતો ખ્રિસ્તના બીજા આગમન સાથે સંબંધિત ઘટનાઓ વિશે શીખવે છે (જેને </w:t>
       </w:r>
-      <w:hyperlink r:id="rId42">
-        <w:r>
-          <w:rPr>
-            <w:lang w:val="gu_IN" w:bidi="gu_IN"/>
-          </w:rPr>
-          <w:rPr>
-            <w:color w:val="0000EE"/>
-            <w:u w:val="single"/>
-          </w:rPr>
-          <w:t>5:2</w:t>
-        </w:r>
-      </w:hyperlink>
+      <w:r>
+        <w:rPr>
+          <w:lang w:val="gu_IN" w:bidi="gu_IN"/>
+        </w:rPr>
+        <w:t>5:2</w:t>
+      </w:r>
       <w:r>
         <w:rPr>
           <w:lang w:val="gu_IN" w:bidi="gu_IN"/>
         </w:rPr>
         <w:t xml:space="preserve">) માં "પ્રભુનો દિવસ" કહેવાય છે). આ એટલા માટે છે કે થેસ્સાલોનિકીઓ "આ શબ્દોથી એકબીજાને દિલાસો આપી શકે" (જુઓ </w:t>
       </w:r>
-      <w:hyperlink r:id="rId54">
-        <w:r>
-          <w:rPr>
-            <w:lang w:val="gu_IN" w:bidi="gu_IN"/>
-          </w:rPr>
-          <w:rPr>
-            <w:color w:val="0000EE"/>
-            <w:u w:val="single"/>
-          </w:rPr>
-          <w:t>4:18</w:t>
-        </w:r>
-      </w:hyperlink>
+      <w:r>
+        <w:rPr>
+          <w:lang w:val="gu_IN" w:bidi="gu_IN"/>
+        </w:rPr>
+        <w:t>4:18</w:t>
+      </w:r>
       <w:r>
         <w:rPr>
           <w:lang w:val="gu_IN" w:bidi="gu_IN"/>
@@ -25521,36 +25035,24 @@
         </w:rPr>
         <w:t xml:space="preserve">બધા ખ્રિસ્તીઓ માને છે કે ઈસુ પૃથ્વી પર પાછા ફરશે અને બધા લોકોનો ન્યાય કરશે અને હંમેશ માટે શાસન કરશે. . જેમ કે નિસેન ક્રિડ (૩૮૧ એ.ડી.) કહે છે: "હું મૃતકોના પુનરુત્થાનની અને આવનારા યુગના જીવનની રાહ જોઉં છું." ખ્રિસ્ત અવતારી દેવ તરીકે એકવાર આવ્યો હતો અને પુનરુત્થાન કરાયેલ ન્યાયાધીશ તરીકે એકવાર પાછો આવશે.જો કે, ખ્રિસ્તીઓ </w:t>
       </w:r>
-      <w:hyperlink r:id="rId53">
-        <w:r>
-          <w:rPr>
-            <w:lang w:val="gu_IN" w:bidi="gu_IN"/>
-          </w:rPr>
-          <w:rPr>
-            <w:color w:val="0000EE"/>
-            <w:u w:val="single"/>
-          </w:rPr>
-          <w:t>4:13–5:11</w:t>
-        </w:r>
-      </w:hyperlink>
+      <w:r>
+        <w:rPr>
+          <w:lang w:val="gu_IN" w:bidi="gu_IN"/>
+        </w:rPr>
+        <w:t>4:13–5:11</w:t>
+      </w:r>
       <w:r>
         <w:rPr>
           <w:lang w:val="gu_IN" w:bidi="gu_IN"/>
         </w:rPr>
         <w:t xml:space="preserve"> માં સમજાવ્યા મુજબ "પ્રભુનું આગમન" અને [૫] માં "પ્રભુનો દિવસ" સમજવાની વિવિધ રીતો છે. </w:t>
       </w:r>
-      <w:hyperlink r:id="rId42">
-        <w:r>
-          <w:rPr>
-            <w:lang w:val="gu_IN" w:bidi="gu_IN"/>
-          </w:rPr>
-          <w:rPr>
-            <w:color w:val="0000EE"/>
-            <w:u w:val="single"/>
-          </w:rPr>
-          <w:t>5:2</w:t>
-        </w:r>
-      </w:hyperlink>
+      <w:r>
+        <w:rPr>
+          <w:lang w:val="gu_IN" w:bidi="gu_IN"/>
+        </w:rPr>
+        <w:t>5:2</w:t>
+      </w:r>
       <w:r>
         <w:rPr>
           <w:lang w:val="gu_IN" w:bidi="gu_IN"/>
@@ -25957,18 +25459,12 @@
         </w:rPr>
         <w:t xml:space="preserve"> એ એક રૂપક છે જેનો અર્થ થાય છે "જીવવું" અથવા "આજ્ઞાપાલન કરવું" (જુઓ </w:t>
       </w:r>
-      <w:hyperlink r:id="rId55">
-        <w:r>
-          <w:rPr>
-            <w:lang w:val="gu_IN" w:bidi="gu_IN"/>
-          </w:rPr>
-          <w:rPr>
-            <w:color w:val="0000EE"/>
-            <w:u w:val="single"/>
-          </w:rPr>
-          <w:t>2:12</w:t>
-        </w:r>
-      </w:hyperlink>
+      <w:r>
+        <w:rPr>
+          <w:lang w:val="gu_IN" w:bidi="gu_IN"/>
+        </w:rPr>
+        <w:t>2:12</w:t>
+      </w:r>
       <w:r>
         <w:rPr>
           <w:lang w:val="gu_IN" w:bidi="gu_IN"/>
@@ -26684,18 +26180,12 @@
         </w:rPr>
         <w:t xml:space="preserve"> સૂચવે છે કે આ </w:t>
       </w:r>
-      <w:hyperlink r:id="rId56">
-        <w:r>
-          <w:rPr>
-            <w:lang w:val="gu_IN" w:bidi="gu_IN"/>
-          </w:rPr>
-          <w:rPr>
-            <w:color w:val="0000EE"/>
-            <w:u w:val="single"/>
-          </w:rPr>
-          <w:t>4:2</w:t>
-        </w:r>
-      </w:hyperlink>
+      <w:r>
+        <w:rPr>
+          <w:lang w:val="gu_IN" w:bidi="gu_IN"/>
+        </w:rPr>
+        <w:t>4:2</w:t>
+      </w:r>
       <w:r>
         <w:rPr>
           <w:lang w:val="gu_IN" w:bidi="gu_IN"/>
@@ -27501,18 +26991,12 @@
         </w:rPr>
         <w:t xml:space="preserve"> અગાઉના શબ્દસમૂહ "પવિત્રતા અને સન્માનમાં" સાથે વિરોધાભાસી છે (જુઓ: </w:t>
       </w:r>
-      <w:hyperlink r:id="rId57">
-        <w:r>
-          <w:rPr>
-            <w:lang w:val="gu_IN" w:bidi="gu_IN"/>
-          </w:rPr>
-          <w:rPr>
-            <w:color w:val="0000EE"/>
-            <w:u w:val="single"/>
-          </w:rPr>
-          <w:t>4:4</w:t>
-        </w:r>
-      </w:hyperlink>
+      <w:r>
+        <w:rPr>
+          <w:lang w:val="gu_IN" w:bidi="gu_IN"/>
+        </w:rPr>
+        <w:t>4:4</w:t>
+      </w:r>
       <w:r>
         <w:rPr>
           <w:lang w:val="gu_IN" w:bidi="gu_IN"/>
@@ -28421,36 +27905,24 @@
         </w:rPr>
         <w:t xml:space="preserve">આ કલમ "વાસનાના જુસ્સામાં" જીવતા લોકો માટે અંતિમ પરિણામ આપે છે (જુઓ </w:t>
       </w:r>
-      <w:hyperlink r:id="rId58">
-        <w:r>
-          <w:rPr>
-            <w:lang w:val="gu_IN" w:bidi="gu_IN"/>
-          </w:rPr>
-          <w:rPr>
-            <w:color w:val="0000EE"/>
-            <w:u w:val="single"/>
-          </w:rPr>
-          <w:t>4:5</w:t>
-        </w:r>
-      </w:hyperlink>
+      <w:r>
+        <w:rPr>
+          <w:lang w:val="gu_IN" w:bidi="gu_IN"/>
+        </w:rPr>
+        <w:t>4:5</w:t>
+      </w:r>
       <w:r>
         <w:rPr>
           <w:lang w:val="gu_IN" w:bidi="gu_IN"/>
         </w:rPr>
         <w:t xml:space="preserve">). પરિણામ વ્યક્ત કરવા માટે તમારી ભાષામાં કુદરતી રીતનો ઉપયોગ કરો. આનો સંદર્ભ હોઈ શકે છે: (૧) </w:t>
       </w:r>
-      <w:hyperlink r:id="rId59">
-        <w:r>
-          <w:rPr>
-            <w:lang w:val="gu_IN" w:bidi="gu_IN"/>
-          </w:rPr>
-          <w:rPr>
-            <w:color w:val="0000EE"/>
-            <w:u w:val="single"/>
-          </w:rPr>
-          <w:t>4:3–6</w:t>
-        </w:r>
-      </w:hyperlink>
+      <w:r>
+        <w:rPr>
+          <w:lang w:val="gu_IN" w:bidi="gu_IN"/>
+        </w:rPr>
+        <w:t>4:3–6</w:t>
+      </w:r>
       <w:r>
         <w:rPr>
           <w:lang w:val="gu_IN" w:bidi="gu_IN"/>
@@ -28547,18 +28019,12 @@
         </w:rPr>
         <w:t xml:space="preserve">પાઉલ અગાઉની મુલાકાતમાં પ્રેરિતોએ શું કહ્યું હતું તે વિશે આ પૃષ્ઠભૂમિ માહિતી પ્રદાન કરે છે (જુઓ </w:t>
       </w:r>
-      <w:hyperlink r:id="rId38">
-        <w:r>
-          <w:rPr>
-            <w:lang w:val="gu_IN" w:bidi="gu_IN"/>
-          </w:rPr>
-          <w:rPr>
-            <w:color w:val="0000EE"/>
-            <w:u w:val="single"/>
-          </w:rPr>
-          <w:t>2:10–12</w:t>
-        </w:r>
-      </w:hyperlink>
+      <w:r>
+        <w:rPr>
+          <w:lang w:val="gu_IN" w:bidi="gu_IN"/>
+        </w:rPr>
+        <w:t>2:10–12</w:t>
+      </w:r>
       <w:r>
         <w:rPr>
           <w:lang w:val="gu_IN" w:bidi="gu_IN"/>
@@ -30156,18 +29622,12 @@
         </w:rPr>
         <w:t xml:space="preserve"> </w:t>
       </w:r>
-      <w:hyperlink r:id="rId60">
-        <w:r>
-          <w:rPr>
-            <w:lang w:val="gu_IN" w:bidi="gu_IN"/>
-          </w:rPr>
-          <w:rPr>
-            <w:color w:val="0000EE"/>
-            <w:u w:val="single"/>
-          </w:rPr>
-          <w:t>4:9</w:t>
-        </w:r>
-      </w:hyperlink>
+      <w:r>
+        <w:rPr>
+          <w:lang w:val="gu_IN" w:bidi="gu_IN"/>
+        </w:rPr>
+        <w:t>4:9</w:t>
+      </w:r>
       <w:r>
         <w:rPr>
           <w:lang w:val="gu_IN" w:bidi="gu_IN"/>
@@ -30651,18 +30111,12 @@
         </w:rPr>
         <w:t xml:space="preserve">આ વાક્ય અને નીચેની કલમો ખ્રિસ્તી સમુદાયમાં કેવી રીતે જીવવું તે વિશેના શિક્ષણના આ મોટા વિભાગના અંતનો સંકેત આપે છે (સમાન શબ્દો માટે </w:t>
       </w:r>
-      <w:hyperlink r:id="rId61">
-        <w:r>
-          <w:rPr>
-            <w:lang w:val="gu_IN" w:bidi="gu_IN"/>
-          </w:rPr>
-          <w:rPr>
-            <w:color w:val="0000EE"/>
-            <w:u w:val="single"/>
-          </w:rPr>
-          <w:t>4:1,2</w:t>
-        </w:r>
-      </w:hyperlink>
+      <w:r>
+        <w:rPr>
+          <w:lang w:val="gu_IN" w:bidi="gu_IN"/>
+        </w:rPr>
+        <w:t>4:1,2</w:t>
+      </w:r>
       <w:r>
         <w:rPr>
           <w:lang w:val="gu_IN" w:bidi="gu_IN"/>
@@ -30682,18 +30136,12 @@
         </w:rPr>
         <w:t xml:space="preserve"> એ પણ વ્યક્ત કરે છે કે પ્રેરિતો જે શીખવે છે તે "દેવ દ્વારા શીખવવામાં" સમાન છે (જુઓ </w:t>
       </w:r>
-      <w:hyperlink r:id="rId60">
-        <w:r>
-          <w:rPr>
-            <w:lang w:val="gu_IN" w:bidi="gu_IN"/>
-          </w:rPr>
-          <w:rPr>
-            <w:color w:val="0000EE"/>
-            <w:u w:val="single"/>
-          </w:rPr>
-          <w:t>4:9</w:t>
-        </w:r>
-      </w:hyperlink>
+      <w:r>
+        <w:rPr>
+          <w:lang w:val="gu_IN" w:bidi="gu_IN"/>
+        </w:rPr>
+        <w:t>4:9</w:t>
+      </w:r>
       <w:r>
         <w:rPr>
           <w:lang w:val="gu_IN" w:bidi="gu_IN"/>
@@ -30803,18 +30251,12 @@
         </w:rPr>
         <w:t xml:space="preserve">હેતુનું વાક્ય રજૂ કરી શકે. પાઉલ </w:t>
       </w:r>
-      <w:hyperlink r:id="rId62">
-        <w:r>
-          <w:rPr>
-            <w:lang w:val="gu_IN" w:bidi="gu_IN"/>
-          </w:rPr>
-          <w:rPr>
-            <w:color w:val="0000EE"/>
-            <w:u w:val="single"/>
-          </w:rPr>
-          <w:t>4:10</w:t>
-        </w:r>
-      </w:hyperlink>
+      <w:r>
+        <w:rPr>
+          <w:lang w:val="gu_IN" w:bidi="gu_IN"/>
+        </w:rPr>
+        <w:t>4:10</w:t>
+      </w:r>
       <w:r>
         <w:rPr>
           <w:lang w:val="gu_IN" w:bidi="gu_IN"/>
@@ -31117,18 +30559,12 @@
         </w:rPr>
         <w:t xml:space="preserve">આ હેતુનું વાક્ય છે. પાઉલ </w:t>
       </w:r>
-      <w:hyperlink r:id="rId62">
-        <w:r>
-          <w:rPr>
-            <w:lang w:val="gu_IN" w:bidi="gu_IN"/>
-          </w:rPr>
-          <w:rPr>
-            <w:color w:val="0000EE"/>
-            <w:u w:val="single"/>
-          </w:rPr>
-          <w:t>4:10</w:t>
-        </w:r>
-      </w:hyperlink>
+      <w:r>
+        <w:rPr>
+          <w:lang w:val="gu_IN" w:bidi="gu_IN"/>
+        </w:rPr>
+        <w:t>4:10</w:t>
+      </w:r>
       <w:r>
         <w:rPr>
           <w:lang w:val="gu_IN" w:bidi="gu_IN"/>
@@ -31249,18 +30685,12 @@
         </w:rPr>
         <w:t xml:space="preserve"> એક જોડતો શબ્દ છે જે </w:t>
       </w:r>
-      <w:hyperlink r:id="rId53">
-        <w:r>
-          <w:rPr>
-            <w:lang w:val="gu_IN" w:bidi="gu_IN"/>
-          </w:rPr>
-          <w:rPr>
-            <w:color w:val="0000EE"/>
-            <w:u w:val="single"/>
-          </w:rPr>
-          <w:t>4:13–5:11</w:t>
-        </w:r>
-      </w:hyperlink>
+      <w:r>
+        <w:rPr>
+          <w:lang w:val="gu_IN" w:bidi="gu_IN"/>
+        </w:rPr>
+        <w:t>4:13–5:11</w:t>
+      </w:r>
       <w:r>
         <w:rPr>
           <w:lang w:val="gu_IN" w:bidi="gu_IN"/>
@@ -31482,36 +30912,24 @@
         </w:rPr>
         <w:t xml:space="preserve"> એ મૃત્યુ માટે એક સૌમ્યોક્તિ છે જે </w:t>
       </w:r>
-      <w:hyperlink r:id="rId63">
-        <w:r>
-          <w:rPr>
-            <w:lang w:val="gu_IN" w:bidi="gu_IN"/>
-          </w:rPr>
-          <w:rPr>
-            <w:color w:val="0000EE"/>
-            <w:u w:val="single"/>
-          </w:rPr>
-          <w:t>5:10</w:t>
-        </w:r>
-      </w:hyperlink>
+      <w:r>
+        <w:rPr>
+          <w:lang w:val="gu_IN" w:bidi="gu_IN"/>
+        </w:rPr>
+        <w:t>5:10</w:t>
+      </w:r>
       <w:r>
         <w:rPr>
           <w:lang w:val="gu_IN" w:bidi="gu_IN"/>
         </w:rPr>
         <w:t xml:space="preserve"> સુધી ચાલુ રહે છે. આ ચોક્કસ સંદર્ભમાં, તે તે માનવ આત્માઓનો ઉલ્લેખ કરે છે જેઓ ખ્રિસ્તના બીજા આગમન પર તેમના શરીરના પુનઃમિલનની રાહ જોઈ રહ્યા છે (જુઓ </w:t>
       </w:r>
-      <w:hyperlink r:id="rId64">
-        <w:r>
-          <w:rPr>
-            <w:lang w:val="gu_IN" w:bidi="gu_IN"/>
-          </w:rPr>
-          <w:rPr>
-            <w:color w:val="0000EE"/>
-            <w:u w:val="single"/>
-          </w:rPr>
-          <w:t>4:16–17</w:t>
-        </w:r>
-      </w:hyperlink>
+      <w:r>
+        <w:rPr>
+          <w:lang w:val="gu_IN" w:bidi="gu_IN"/>
+        </w:rPr>
+        <w:t>4:16–17</w:t>
+      </w:r>
       <w:r>
         <w:rPr>
           <w:lang w:val="gu_IN" w:bidi="gu_IN"/>
@@ -31827,18 +31245,12 @@
         </w:rPr>
         <w:t xml:space="preserve"> અંતિમ પુનરુત્થાન સમયે મુક્તિનો સંદર્ભ આપે છે (જુઓ </w:t>
       </w:r>
-      <w:hyperlink r:id="rId24">
-        <w:r>
-          <w:rPr>
-            <w:lang w:val="gu_IN" w:bidi="gu_IN"/>
-          </w:rPr>
-          <w:rPr>
-            <w:color w:val="0000EE"/>
-            <w:u w:val="single"/>
-          </w:rPr>
-          <w:t>1:3; 2:19; 4:16; 5:8</w:t>
-        </w:r>
-      </w:hyperlink>
+      <w:r>
+        <w:rPr>
+          <w:lang w:val="gu_IN" w:bidi="gu_IN"/>
+        </w:rPr>
+        <w:t>1:3; 2:19; 4:16; 5:8</w:t>
+      </w:r>
       <w:r>
         <w:rPr>
           <w:lang w:val="gu_IN" w:bidi="gu_IN"/>
@@ -31858,18 +31270,12 @@
         </w:rPr>
         <w:t xml:space="preserve"> એ </w:t>
       </w:r>
-      <w:hyperlink r:id="rId34">
-        <w:r>
-          <w:rPr>
-            <w:lang w:val="gu_IN" w:bidi="gu_IN"/>
-          </w:rPr>
-          <w:rPr>
-            <w:color w:val="0000EE"/>
-            <w:u w:val="single"/>
-          </w:rPr>
-          <w:t>2:19</w:t>
-        </w:r>
-      </w:hyperlink>
+      <w:r>
+        <w:rPr>
+          <w:lang w:val="gu_IN" w:bidi="gu_IN"/>
+        </w:rPr>
+        <w:t>2:19</w:t>
+      </w:r>
       <w:r>
         <w:rPr>
           <w:lang w:val="gu_IN" w:bidi="gu_IN"/>
@@ -32172,36 +31578,24 @@
         </w:rPr>
         <w:t xml:space="preserve"> થેસ્સાલોનિકી મંડળી (અને વિસ્તરણ દ્વારા તમામ ખ્રિસ્તીઓ) નો સમાવેશ કરી શકે છે, તે મોટે ભાગે વિશિષ્ટ છે, પાઉલ, સિલ્વાનુસ અને તિમોથીનો ઉલ્લેખ કરે છે. </w:t>
       </w:r>
-      <w:hyperlink r:id="rId52">
-        <w:r>
-          <w:rPr>
-            <w:lang w:val="gu_IN" w:bidi="gu_IN"/>
-          </w:rPr>
-          <w:rPr>
-            <w:color w:val="0000EE"/>
-            <w:u w:val="single"/>
-          </w:rPr>
-          <w:t>4:11</w:t>
-        </w:r>
-      </w:hyperlink>
+      <w:r>
+        <w:rPr>
+          <w:lang w:val="gu_IN" w:bidi="gu_IN"/>
+        </w:rPr>
+        <w:t>4:11</w:t>
+      </w:r>
       <w:r>
         <w:rPr>
           <w:lang w:val="gu_IN" w:bidi="gu_IN"/>
         </w:rPr>
         <w:t xml:space="preserve"> માં અગાઉનો ઉપયોગ અને પછીના ઉપયોગો (જુઓ "અમે કહીએ છીએ" </w:t>
       </w:r>
-      <w:hyperlink r:id="rId65">
-        <w:r>
-          <w:rPr>
-            <w:lang w:val="gu_IN" w:bidi="gu_IN"/>
-          </w:rPr>
-          <w:rPr>
-            <w:color w:val="0000EE"/>
-            <w:u w:val="single"/>
-          </w:rPr>
-          <w:t>4:15</w:t>
-        </w:r>
-      </w:hyperlink>
+      <w:r>
+        <w:rPr>
+          <w:lang w:val="gu_IN" w:bidi="gu_IN"/>
+        </w:rPr>
+        <w:t>4:15</w:t>
+      </w:r>
       <w:r>
         <w:rPr>
           <w:lang w:val="gu_IN" w:bidi="gu_IN"/>
@@ -32607,18 +32001,12 @@
         </w:rPr>
         <w:t xml:space="preserve">આ કલમ સૂચવે છે કે થેસ્સાલોનિકી મંડળીએ ધ્યાન આપવું જોઈએ કે જે નીચે મુજબ છે તે કંઈક બીજું મહત્વનું છે (આ પણ જુઓ </w:t>
       </w:r>
-      <w:hyperlink r:id="rId27">
-        <w:r>
-          <w:rPr>
-            <w:lang w:val="gu_IN" w:bidi="gu_IN"/>
-          </w:rPr>
-          <w:rPr>
-            <w:color w:val="0000EE"/>
-            <w:u w:val="single"/>
-          </w:rPr>
-          <w:t>1:8</w:t>
-        </w:r>
-      </w:hyperlink>
+      <w:r>
+        <w:rPr>
+          <w:lang w:val="gu_IN" w:bidi="gu_IN"/>
+        </w:rPr>
+        <w:t>1:8</w:t>
+      </w:r>
       <w:r>
         <w:rPr>
           <w:lang w:val="gu_IN" w:bidi="gu_IN"/>
@@ -33347,18 +32735,12 @@
         </w:rPr>
         <w:t xml:space="preserve"> એ ૧–૨થેસ્સાલોનિકીમાં ખ્રિસ્તના બીજા આગમન માટે જાણીતો રૂઢિપ્રયોગ છે </w:t>
       </w:r>
-      <w:hyperlink r:id="rId41">
-        <w:r>
-          <w:rPr>
-            <w:lang w:val="gu_IN" w:bidi="gu_IN"/>
-          </w:rPr>
-          <w:rPr>
-            <w:color w:val="0000EE"/>
-            <w:u w:val="single"/>
-          </w:rPr>
-          <w:t>3:13</w:t>
-        </w:r>
-      </w:hyperlink>
+      <w:r>
+        <w:rPr>
+          <w:lang w:val="gu_IN" w:bidi="gu_IN"/>
+        </w:rPr>
+        <w:t>3:13</w:t>
+      </w:r>
       <w:r>
         <w:rPr>
           <w:lang w:val="gu_IN" w:bidi="gu_IN"/>
@@ -33378,18 +32760,12 @@
         </w:rPr>
         <w:t xml:space="preserve">” </w:t>
       </w:r>
-      <w:hyperlink r:id="rId42">
-        <w:r>
-          <w:rPr>
-            <w:lang w:val="gu_IN" w:bidi="gu_IN"/>
-          </w:rPr>
-          <w:rPr>
-            <w:color w:val="0000EE"/>
-            <w:u w:val="single"/>
-          </w:rPr>
-          <w:t>5:2</w:t>
-        </w:r>
-      </w:hyperlink>
+      <w:r>
+        <w:rPr>
+          <w:lang w:val="gu_IN" w:bidi="gu_IN"/>
+        </w:rPr>
+        <w:t>5:2</w:t>
+      </w:r>
       <w:r>
         <w:rPr>
           <w:lang w:val="gu_IN" w:bidi="gu_IN"/>
@@ -34099,36 +33475,24 @@
         </w:rPr>
         <w:t xml:space="preserve"> </w:t>
       </w:r>
-      <w:hyperlink r:id="rId53">
-        <w:r>
-          <w:rPr>
-            <w:lang w:val="gu_IN" w:bidi="gu_IN"/>
-          </w:rPr>
-          <w:rPr>
-            <w:color w:val="0000EE"/>
-            <w:u w:val="single"/>
-          </w:rPr>
-          <w:t>4:13–15</w:t>
-        </w:r>
-      </w:hyperlink>
+      <w:r>
+        <w:rPr>
+          <w:lang w:val="gu_IN" w:bidi="gu_IN"/>
+        </w:rPr>
+        <w:t>4:13–15</w:t>
+      </w:r>
       <w:r>
         <w:rPr>
           <w:lang w:val="gu_IN" w:bidi="gu_IN"/>
         </w:rPr>
         <w:t xml:space="preserve"> માં "જેઓ ઊંઘે છે" સમાન છે. જો તે તમારા વાચકોને મદદરૂપ થશે, તો તમે તે સ્પષ્ટપણે સૂચવી શકો છો. જુઓ કે તમે </w:t>
       </w:r>
-      <w:hyperlink r:id="rId53">
-        <w:r>
-          <w:rPr>
-            <w:lang w:val="gu_IN" w:bidi="gu_IN"/>
-          </w:rPr>
-          <w:rPr>
-            <w:color w:val="0000EE"/>
-            <w:u w:val="single"/>
-          </w:rPr>
-          <w:t>4:13–15</w:t>
-        </w:r>
-      </w:hyperlink>
+      <w:r>
+        <w:rPr>
+          <w:lang w:val="gu_IN" w:bidi="gu_IN"/>
+        </w:rPr>
+        <w:t>4:13–15</w:t>
+      </w:r>
       <w:r>
         <w:rPr>
           <w:lang w:val="gu_IN" w:bidi="gu_IN"/>
@@ -34264,18 +33628,12 @@
         </w:rPr>
         <w:t xml:space="preserve"> (આ પણ જુઓ </w:t>
       </w:r>
-      <w:hyperlink r:id="rId66">
-        <w:r>
-          <w:rPr>
-            <w:lang w:val="gu_IN" w:bidi="gu_IN"/>
-          </w:rPr>
-          <w:rPr>
-            <w:color w:val="0000EE"/>
-            <w:u w:val="single"/>
-          </w:rPr>
-          <w:t>2:14</w:t>
-        </w:r>
-      </w:hyperlink>
+      <w:r>
+        <w:rPr>
+          <w:lang w:val="gu_IN" w:bidi="gu_IN"/>
+        </w:rPr>
+        <w:t>2:14</w:t>
+      </w:r>
       <w:r>
         <w:rPr>
           <w:lang w:val="gu_IN" w:bidi="gu_IN"/>
@@ -34514,18 +33872,12 @@
         </w:rPr>
         <w:t xml:space="preserve"> પ્રેરિતો સિવાયના હોઈ શકીએ છીએ </w:t>
       </w:r>
-      <w:hyperlink r:id="rId65">
-        <w:r>
-          <w:rPr>
-            <w:lang w:val="gu_IN" w:bidi="gu_IN"/>
-          </w:rPr>
-          <w:rPr>
-            <w:color w:val="0000EE"/>
-            <w:u w:val="single"/>
-          </w:rPr>
-          <w:t>4:15</w:t>
-        </w:r>
-      </w:hyperlink>
+      <w:r>
+        <w:rPr>
+          <w:lang w:val="gu_IN" w:bidi="gu_IN"/>
+        </w:rPr>
+        <w:t>4:15</w:t>
+      </w:r>
       <w:r>
         <w:rPr>
           <w:lang w:val="gu_IN" w:bidi="gu_IN"/>
@@ -34635,18 +33987,12 @@
         </w:rPr>
         <w:t xml:space="preserve">અહીં, પાઉલ "ખ્રિસ્તમાં મૃતકો" નો ઉલ્લેખ કરે છે (જુઓ </w:t>
       </w:r>
-      <w:hyperlink r:id="rId64">
-        <w:r>
-          <w:rPr>
-            <w:lang w:val="gu_IN" w:bidi="gu_IN"/>
-          </w:rPr>
-          <w:rPr>
-            <w:color w:val="0000EE"/>
-            <w:u w:val="single"/>
-          </w:rPr>
-          <w:t>4:16</w:t>
-        </w:r>
-      </w:hyperlink>
+      <w:r>
+        <w:rPr>
+          <w:lang w:val="gu_IN" w:bidi="gu_IN"/>
+        </w:rPr>
+        <w:t>4:16</w:t>
+      </w:r>
       <w:r>
         <w:rPr>
           <w:lang w:val="gu_IN" w:bidi="gu_IN"/>
@@ -34756,18 +34102,12 @@
         </w:rPr>
         <w:t xml:space="preserve">અહીં એવું માનવામાં આવે છે કે પાઉલ [પ્રેરિતોનાં કૃત્યો ૧:૯–૧૧] (પ્રેરિતોનાં કૃત્યો/01/09.md) માં [દાનિયેલ ૭:૧૩] માં ભવિષ્યવાણીની પરિપૂર્ણતા તરીકે ઈસુના સ્વર્ગવાસ સમયે દૂતોના શબ્દોનો ઉલ્લેખ કરી રહ્યા છે. </w:t>
       </w:r>
-      <w:hyperlink r:id="rId67">
-        <w:r>
-          <w:rPr>
-            <w:lang w:val="gu_IN" w:bidi="gu_IN"/>
-          </w:rPr>
-          <w:rPr>
-            <w:color w:val="0000EE"/>
-            <w:u w:val="single"/>
-          </w:rPr>
-          <w:t>દાનિયેલ 7:13–14</w:t>
-        </w:r>
-      </w:hyperlink>
+      <w:r>
+        <w:rPr>
+          <w:lang w:val="gu_IN" w:bidi="gu_IN"/>
+        </w:rPr>
+        <w:t>દાનિયેલ 7:13–14</w:t>
+      </w:r>
       <w:r>
         <w:rPr>
           <w:lang w:val="gu_IN" w:bidi="gu_IN"/>
@@ -35167,36 +34507,24 @@
         </w:rPr>
         <w:t>આ શબ્દો સાથે</w:t>
       </w:r>
-      <w:hyperlink r:id="rId68">
-        <w:r>
-          <w:rPr>
-            <w:lang w:val="gu_IN" w:bidi="gu_IN"/>
-          </w:rPr>
-          <w:rPr>
-            <w:color w:val="0000EE"/>
-            <w:u w:val="single"/>
-          </w:rPr>
-          <w:t>4:17</w:t>
-        </w:r>
-      </w:hyperlink>
+      <w:r>
+        <w:rPr>
+          <w:lang w:val="gu_IN" w:bidi="gu_IN"/>
+        </w:rPr>
+        <w:t>4:17</w:t>
+      </w:r>
       <w:r>
         <w:rPr>
           <w:lang w:val="gu_IN" w:bidi="gu_IN"/>
         </w:rPr>
         <w:t xml:space="preserve"> માં "આપણે હંમેશા પ્રભુ સાથે રહીશું" નો સંદર્ભ આપી શકે છે અથવા અલંકારિક રીતે [૪] માં કહેવામાં આવ્યું છે.</w:t>
       </w:r>
-      <w:hyperlink r:id="rId53">
-        <w:r>
-          <w:rPr>
-            <w:lang w:val="gu_IN" w:bidi="gu_IN"/>
-          </w:rPr>
-          <w:rPr>
-            <w:color w:val="0000EE"/>
-            <w:u w:val="single"/>
-          </w:rPr>
-          <w:t>4:13–17</w:t>
-        </w:r>
-      </w:hyperlink>
+      <w:r>
+        <w:rPr>
+          <w:lang w:val="gu_IN" w:bidi="gu_IN"/>
+        </w:rPr>
+        <w:t>4:13–17</w:t>
+      </w:r>
       <w:r>
         <w:rPr>
           <w:lang w:val="gu_IN" w:bidi="gu_IN"/>
@@ -35579,18 +34907,12 @@
         </w:rPr>
         <w:t xml:space="preserve">"પ્રભુનો દિવસ" એ દેવના લોકો માટે અંતિમ મુક્તિ અને દેવના દુશ્મનો માટે અંતિમ ચુકાદા માટેનો રૂઢિપ્રયોગ છે. "દિવસ" એ સમય ગાળા માટે રૂપક છે. આમ, આવનાર “પ્રભુનો દિવસ” નો ચોક્કસ સમય જગત માટે આશ્ચર્યજનક હશે. "રાત્રે ચોર જેવું" ઉપમા આ આશ્ચર્યજનક સમયનો સંદર્ભ આપે છે. આ કારણે, ખ્રિસ્તીઓએ દેવ અને અન્ય લોકો પ્રત્યે વિશ્વાસ, આશા અને પ્રેમ સાથે જીવીને દેવના આગમન માટે તૈયારી કરવી જોઈએ </w:t>
       </w:r>
-      <w:hyperlink r:id="rId69">
-        <w:r>
-          <w:rPr>
-            <w:lang w:val="gu_IN" w:bidi="gu_IN"/>
-          </w:rPr>
-          <w:rPr>
-            <w:color w:val="0000EE"/>
-            <w:u w:val="single"/>
-          </w:rPr>
-          <w:t>5:8</w:t>
-        </w:r>
-      </w:hyperlink>
+      <w:r>
+        <w:rPr>
+          <w:lang w:val="gu_IN" w:bidi="gu_IN"/>
+        </w:rPr>
+        <w:t>5:8</w:t>
+      </w:r>
       <w:r>
         <w:rPr>
           <w:lang w:val="gu_IN" w:bidi="gu_IN"/>
@@ -35645,18 +34967,12 @@
         </w:rPr>
         <w:t xml:space="preserve">આ ઉપમા "રાત્રે ચોર જેવું" આ આશ્ચર્યજનક સમયનો સંદર્ભ આપે છે. આ કારણે, ખ્રિસ્તીઓએ દેવ અને અન્ય લોકો પ્રત્યે વિશ્વાસ, આશા અને પ્રેમ સાથે જીવીને દેવના આગમન માટે તૈયારી કરવી જોઈએ </w:t>
       </w:r>
-      <w:hyperlink r:id="rId69">
-        <w:r>
-          <w:rPr>
-            <w:lang w:val="gu_IN" w:bidi="gu_IN"/>
-          </w:rPr>
-          <w:rPr>
-            <w:color w:val="0000EE"/>
-            <w:u w:val="single"/>
-          </w:rPr>
-          <w:t>5:8</w:t>
-        </w:r>
-      </w:hyperlink>
+      <w:r>
+        <w:rPr>
+          <w:lang w:val="gu_IN" w:bidi="gu_IN"/>
+        </w:rPr>
+        <w:t>5:8</w:t>
+      </w:r>
       <w:r>
         <w:rPr>
           <w:lang w:val="gu_IN" w:bidi="gu_IN"/>
@@ -35711,18 +35027,12 @@
         </w:rPr>
         <w:t xml:space="preserve">પ્રેરિતો સમગ્ર </w:t>
       </w:r>
-      <w:hyperlink r:id="rId70">
-        <w:r>
-          <w:rPr>
-            <w:lang w:val="gu_IN" w:bidi="gu_IN"/>
-          </w:rPr>
-          <w:rPr>
-            <w:color w:val="0000EE"/>
-            <w:u w:val="single"/>
-          </w:rPr>
-          <w:t>૫:૧–૧૧</w:t>
-        </w:r>
-      </w:hyperlink>
+      <w:r>
+        <w:rPr>
+          <w:lang w:val="gu_IN" w:bidi="gu_IN"/>
+        </w:rPr>
+        <w:t>૫:૧–૧૧</w:t>
+      </w:r>
       <w:r>
         <w:rPr>
           <w:lang w:val="gu_IN" w:bidi="gu_IN"/>
@@ -35754,18 +35064,12 @@
         </w:rPr>
         <w:t xml:space="preserve">અહીં, પ્રેરિતો થેસ્સાલો્નિકન મંડળીને તૈયાર રહેવાની વિનંતી કરવા લશ્કરી રૂપકનો ઉપયોગ કરે છે. "પ્રભુના દિવસે" ખ્રિસ્તનું બીજું આગમન. જેમ સૈનિકોએ હંમેશા સશસ્ત્ર અને લડવા માટે તૈયાર રહેવું જોઈએ, તેવી જ રીતે ખ્રિસ્તીએ ખ્રિસ્તના પુનરાગમન માટે તૈયાર રહેવું જોઈએ. વફાદારી અને પ્રેમને છાતીના પાટિયા સાથે સરખાવવામાં આવે છે, અને ઉધ્ધારની આશાનો ટોપ સાથે સરખાવી છે </w:t>
       </w:r>
-      <w:hyperlink r:id="rId69">
-        <w:r>
-          <w:rPr>
-            <w:lang w:val="gu_IN" w:bidi="gu_IN"/>
-          </w:rPr>
-          <w:rPr>
-            <w:color w:val="0000EE"/>
-            <w:u w:val="single"/>
-          </w:rPr>
-          <w:t>5:8</w:t>
-        </w:r>
-      </w:hyperlink>
+      <w:r>
+        <w:rPr>
+          <w:lang w:val="gu_IN" w:bidi="gu_IN"/>
+        </w:rPr>
+        <w:t>5:8</w:t>
+      </w:r>
       <w:r>
         <w:rPr>
           <w:lang w:val="gu_IN" w:bidi="gu_IN"/>
@@ -35797,36 +35101,24 @@
         </w:rPr>
         <w:t xml:space="preserve">જેઓ "ભવિષ્યવાણીઓને ધિક્કારે છે" </w:t>
       </w:r>
-      <w:hyperlink r:id="rId71">
-        <w:r>
-          <w:rPr>
-            <w:lang w:val="gu_IN" w:bidi="gu_IN"/>
-          </w:rPr>
-          <w:rPr>
-            <w:color w:val="0000EE"/>
-            <w:u w:val="single"/>
-          </w:rPr>
-          <w:t>5:20</w:t>
-        </w:r>
-      </w:hyperlink>
+      <w:r>
+        <w:rPr>
+          <w:lang w:val="gu_IN" w:bidi="gu_IN"/>
+        </w:rPr>
+        <w:t>5:20</w:t>
+      </w:r>
       <w:r>
         <w:rPr>
           <w:lang w:val="gu_IN" w:bidi="gu_IN"/>
         </w:rPr>
         <w:t xml:space="preserve"> માં "આત્માને હોલવવું" કહેવાય છે. મંડળીમાં પવિત્ર આત્માના માર્ગદર્શનને અવરોધવાનો પ્રયાસ કરવા માટે આ એક રૂપક છે. બધી ભવિષ્યવાણીઓ પ્રેરિતાય શિક્ષણનું પાલન કરે છે કે કેમ તે નિર્ધારિત કરવા માટે તપાસ અને પરીક્ષણ કરવામાં આવે છે </w:t>
       </w:r>
-      <w:hyperlink r:id="rId72">
-        <w:r>
-          <w:rPr>
-            <w:lang w:val="gu_IN" w:bidi="gu_IN"/>
-          </w:rPr>
-          <w:rPr>
-            <w:color w:val="0000EE"/>
-            <w:u w:val="single"/>
-          </w:rPr>
-          <w:t>5:21</w:t>
-        </w:r>
-      </w:hyperlink>
+      <w:r>
+        <w:rPr>
+          <w:lang w:val="gu_IN" w:bidi="gu_IN"/>
+        </w:rPr>
+        <w:t>5:21</w:t>
+      </w:r>
       <w:r>
         <w:rPr>
           <w:lang w:val="gu_IN" w:bidi="gu_IN"/>
@@ -35858,18 +35150,12 @@
         </w:rPr>
         <w:t xml:space="preserve">ધ પ્રેરિતો થેસ્સાલોનિકી મંડળીની સુખાકારી અને આધ્યાત્મિક સલામતીને તેમના આગેવાનોની આજ્ઞાપાલન સાથે જોડે છે.. ખ્રિસ્તી આગેવાનોને મંડળી દ્વારા માન્યતા અને પ્રેમાળ આદર આપવામાં આવે છે </w:t>
       </w:r>
-      <w:hyperlink r:id="rId73">
-        <w:r>
-          <w:rPr>
-            <w:lang w:val="gu_IN" w:bidi="gu_IN"/>
-          </w:rPr>
-          <w:rPr>
-            <w:color w:val="0000EE"/>
-            <w:u w:val="single"/>
-          </w:rPr>
-          <w:t>5:26</w:t>
-        </w:r>
-      </w:hyperlink>
+      <w:r>
+        <w:rPr>
+          <w:lang w:val="gu_IN" w:bidi="gu_IN"/>
+        </w:rPr>
+        <w:t>5:26</w:t>
+      </w:r>
       <w:r>
         <w:rPr>
           <w:lang w:val="gu_IN" w:bidi="gu_IN"/>
@@ -35901,18 +35187,12 @@
         </w:rPr>
         <w:t xml:space="preserve">આ ધાર્મિક વિધિ દરમિયાન ગાલ પર શાંતિના ચુંબનની આપલે કરવાની પ્રાચીન પ્રથાનો સંદર્ભ આપે છે. વિવિધ સંસ્કૃતિઓમાં યોગ્ય શારીરિક સંપર્કના વિવિધ ધોરણો હોય છે. આ વિવિધ સાંસ્કૃતિક ધોરણો આ ફ઼કરાનું ભાષાંતર કરવાનું મુશ્કેલ બનાવી શકે છે. અનુવાદકોએ આ સંવેદનશીલ મુદ્દાને </w:t>
       </w:r>
-      <w:hyperlink r:id="rId73">
-        <w:r>
-          <w:rPr>
-            <w:lang w:val="gu_IN" w:bidi="gu_IN"/>
-          </w:rPr>
-          <w:rPr>
-            <w:color w:val="0000EE"/>
-            <w:u w:val="single"/>
-          </w:rPr>
-          <w:t>૫:૨૬</w:t>
-        </w:r>
-      </w:hyperlink>
+      <w:r>
+        <w:rPr>
+          <w:lang w:val="gu_IN" w:bidi="gu_IN"/>
+        </w:rPr>
+        <w:t>૫:૨૬</w:t>
+      </w:r>
       <w:r>
         <w:rPr>
           <w:lang w:val="gu_IN" w:bidi="gu_IN"/>
@@ -36021,18 +35301,12 @@
         </w:rPr>
         <w:t xml:space="preserve"> વિષયમાં ફેરફારનો સંકેત આપે છે (આ પણ જુઓ </w:t>
       </w:r>
-      <w:hyperlink r:id="rId60">
-        <w:r>
-          <w:rPr>
-            <w:lang w:val="gu_IN" w:bidi="gu_IN"/>
-          </w:rPr>
-          <w:rPr>
-            <w:color w:val="0000EE"/>
-            <w:u w:val="single"/>
-          </w:rPr>
-          <w:t>4:9</w:t>
-        </w:r>
-      </w:hyperlink>
+      <w:r>
+        <w:rPr>
+          <w:lang w:val="gu_IN" w:bidi="gu_IN"/>
+        </w:rPr>
+        <w:t>4:9</w:t>
+      </w:r>
       <w:r>
         <w:rPr>
           <w:lang w:val="gu_IN" w:bidi="gu_IN"/>
@@ -36370,18 +35644,12 @@
         </w:rPr>
         <w:t xml:space="preserve"> એક કારણની કલમ શરૂ કરે છે જે સમજાવે છે કે શા માટે થેસ્સાલોનિકી મંડળીને દેવના બીજા આવવાના સમય અને રીત વિશે "કંઈપણ લખવાની જરૂર નથી" (જુઓ </w:t>
       </w:r>
-      <w:hyperlink r:id="rId70">
-        <w:r>
-          <w:rPr>
-            <w:lang w:val="gu_IN" w:bidi="gu_IN"/>
-          </w:rPr>
-          <w:rPr>
-            <w:color w:val="0000EE"/>
-            <w:u w:val="single"/>
-          </w:rPr>
-          <w:t>5:1</w:t>
-        </w:r>
-      </w:hyperlink>
+      <w:r>
+        <w:rPr>
+          <w:lang w:val="gu_IN" w:bidi="gu_IN"/>
+        </w:rPr>
+        <w:t>5:1</w:t>
+      </w:r>
       <w:r>
         <w:rPr>
           <w:lang w:val="gu_IN" w:bidi="gu_IN"/>
@@ -36691,18 +35959,12 @@
         </w:rPr>
         <w:t xml:space="preserve">આ કલમ વિરોધાભાસી ઉપમાઓની વિસ્તૃત સૂચિ શરૂ કરે છે જે </w:t>
       </w:r>
-      <w:hyperlink r:id="rId69">
-        <w:r>
-          <w:rPr>
-            <w:lang w:val="gu_IN" w:bidi="gu_IN"/>
-          </w:rPr>
-          <w:rPr>
-            <w:color w:val="0000EE"/>
-            <w:u w:val="single"/>
-          </w:rPr>
-          <w:t>5:8</w:t>
-        </w:r>
-      </w:hyperlink>
+      <w:r>
+        <w:rPr>
+          <w:lang w:val="gu_IN" w:bidi="gu_IN"/>
+        </w:rPr>
+        <w:t>5:8</w:t>
+      </w:r>
       <w:r>
         <w:rPr>
           <w:lang w:val="gu_IN" w:bidi="gu_IN"/>
@@ -37031,18 +36293,12 @@
         </w:rPr>
         <w:t xml:space="preserve"> એ આતંકના વિચારને સમાંતર કરે છે જે "રાત્રે ચોર" દ્વારા અચાનક હુમલા સાથે આવે છે (જુઓ </w:t>
       </w:r>
-      <w:hyperlink r:id="rId42">
-        <w:r>
-          <w:rPr>
-            <w:lang w:val="gu_IN" w:bidi="gu_IN"/>
-          </w:rPr>
-          <w:rPr>
-            <w:color w:val="0000EE"/>
-            <w:u w:val="single"/>
-          </w:rPr>
-          <w:t>5:2</w:t>
-        </w:r>
-      </w:hyperlink>
+      <w:r>
+        <w:rPr>
+          <w:lang w:val="gu_IN" w:bidi="gu_IN"/>
+        </w:rPr>
+        <w:t>5:2</w:t>
+      </w:r>
       <w:r>
         <w:rPr>
           <w:lang w:val="gu_IN" w:bidi="gu_IN"/>
@@ -37345,18 +36601,12 @@
         </w:rPr>
         <w:t xml:space="preserve"> એ સખત પ્રતિબંધ છે જેનો અર્થ થાય છે "ક્યારેય નહીં" (જુઓ </w:t>
       </w:r>
-      <w:hyperlink r:id="rId65">
-        <w:r>
-          <w:rPr>
-            <w:lang w:val="gu_IN" w:bidi="gu_IN"/>
-          </w:rPr>
-          <w:rPr>
-            <w:color w:val="0000EE"/>
-            <w:u w:val="single"/>
-          </w:rPr>
-          <w:t>4:15</w:t>
-        </w:r>
-      </w:hyperlink>
+      <w:r>
+        <w:rPr>
+          <w:lang w:val="gu_IN" w:bidi="gu_IN"/>
+        </w:rPr>
+        <w:t>4:15</w:t>
+      </w:r>
       <w:r>
         <w:rPr>
           <w:lang w:val="gu_IN" w:bidi="gu_IN"/>
@@ -37466,18 +36716,12 @@
         </w:rPr>
         <w:t xml:space="preserve"> શબ્દોને અનુસરે છે તે </w:t>
       </w:r>
-      <w:hyperlink r:id="rId74">
-        <w:r>
-          <w:rPr>
-            <w:lang w:val="gu_IN" w:bidi="gu_IN"/>
-          </w:rPr>
-          <w:rPr>
-            <w:color w:val="0000EE"/>
-            <w:u w:val="single"/>
-          </w:rPr>
-          <w:t>5:3</w:t>
-        </w:r>
-      </w:hyperlink>
+      <w:r>
+        <w:rPr>
+          <w:lang w:val="gu_IN" w:bidi="gu_IN"/>
+        </w:rPr>
+        <w:t>5:3</w:t>
+      </w:r>
       <w:r>
         <w:rPr>
           <w:lang w:val="gu_IN" w:bidi="gu_IN"/>
@@ -37780,18 +37024,12 @@
         </w:rPr>
         <w:t xml:space="preserve">" અચાનક આવશે </w:t>
       </w:r>
-      <w:hyperlink r:id="rId74">
-        <w:r>
-          <w:rPr>
-            <w:lang w:val="gu_IN" w:bidi="gu_IN"/>
-          </w:rPr>
-          <w:rPr>
-            <w:color w:val="0000EE"/>
-            <w:u w:val="single"/>
-          </w:rPr>
-          <w:t>5:3</w:t>
-        </w:r>
-      </w:hyperlink>
+      <w:r>
+        <w:rPr>
+          <w:lang w:val="gu_IN" w:bidi="gu_IN"/>
+        </w:rPr>
+        <w:t>5:3</w:t>
+      </w:r>
       <w:r>
         <w:rPr>
           <w:lang w:val="gu_IN" w:bidi="gu_IN"/>
@@ -37888,18 +37126,12 @@
         </w:rPr>
         <w:t xml:space="preserve">અહીં, પાઉલ </w:t>
       </w:r>
-      <w:hyperlink r:id="rId42">
-        <w:r>
-          <w:rPr>
-            <w:lang w:val="gu_IN" w:bidi="gu_IN"/>
-          </w:rPr>
-          <w:rPr>
-            <w:color w:val="0000EE"/>
-            <w:u w:val="single"/>
-          </w:rPr>
-          <w:t>5:2</w:t>
-        </w:r>
-      </w:hyperlink>
+      <w:r>
+        <w:rPr>
+          <w:lang w:val="gu_IN" w:bidi="gu_IN"/>
+        </w:rPr>
+        <w:t>5:2</w:t>
+      </w:r>
       <w:r>
         <w:rPr>
           <w:lang w:val="gu_IN" w:bidi="gu_IN"/>
@@ -38074,18 +37306,12 @@
         </w:rPr>
         <w:t xml:space="preserve"> એક કારણનું વાક્ય શરૂ કરે છે જે સમજાવે છે કે શા માટે થેસ્સાલોનિકી મંડળી "પ્રભુના **દિવસ" પર દેવના ચુકાદાથી બચી જશે (જુઓ </w:t>
       </w:r>
-      <w:hyperlink r:id="rId42">
-        <w:r>
-          <w:rPr>
-            <w:lang w:val="gu_IN" w:bidi="gu_IN"/>
-          </w:rPr>
-          <w:rPr>
-            <w:color w:val="0000EE"/>
-            <w:u w:val="single"/>
-          </w:rPr>
-          <w:t>5:2</w:t>
-        </w:r>
-      </w:hyperlink>
+      <w:r>
+        <w:rPr>
+          <w:lang w:val="gu_IN" w:bidi="gu_IN"/>
+        </w:rPr>
+        <w:t>5:2</w:t>
+      </w:r>
       <w:r>
         <w:rPr>
           <w:lang w:val="gu_IN" w:bidi="gu_IN"/>
@@ -38711,18 +37937,12 @@
         </w:rPr>
         <w:t xml:space="preserve">ફરીથી, પાઉલ આ લોકો વિશે અલંકારિક રીતે બોલે છે જાણે તેઓ ખરેખર પ્રકાશ વિનાની જગ્યાએ રહે છે. તેનો અર્થ એ છે કે તેઓ દેવના વળતર માટે અજાણ અથવા તૈયાર નથી કારણ કે તેઓ પાપી રીતે જીવે છે (જુઓ </w:t>
       </w:r>
-      <w:hyperlink r:id="rId75">
-        <w:r>
-          <w:rPr>
-            <w:lang w:val="gu_IN" w:bidi="gu_IN"/>
-          </w:rPr>
-          <w:rPr>
-            <w:color w:val="0000EE"/>
-            <w:u w:val="single"/>
-          </w:rPr>
-          <w:t>5:4</w:t>
-        </w:r>
-      </w:hyperlink>
+      <w:r>
+        <w:rPr>
+          <w:lang w:val="gu_IN" w:bidi="gu_IN"/>
+        </w:rPr>
+        <w:t>5:4</w:t>
+      </w:r>
       <w:r>
         <w:rPr>
           <w:lang w:val="gu_IN" w:bidi="gu_IN"/>
@@ -38839,18 +38059,12 @@
           <w:lang w:val="gu_IN" w:bidi="gu_IN"/>
         </w:rPr>
       </w:r>
-      <w:hyperlink r:id="rId76">
-        <w:r>
-          <w:rPr>
-            <w:lang w:val="gu_IN" w:bidi="gu_IN"/>
-          </w:rPr>
-          <w:rPr>
-            <w:color w:val="0000EE"/>
-            <w:u w:val="single"/>
-          </w:rPr>
-          <w:t>5:5–10</w:t>
-        </w:r>
-      </w:hyperlink>
+      <w:r>
+        <w:rPr>
+          <w:lang w:val="gu_IN" w:bidi="gu_IN"/>
+        </w:rPr>
+        <w:t>5:5–10</w:t>
+      </w:r>
       <w:r>
         <w:rPr>
           <w:lang w:val="gu_IN" w:bidi="gu_IN"/>
@@ -39063,18 +38277,12 @@
         </w:rPr>
         <w:t>અહીં પાઉલ "રાતના" અને "અંધારાના" લોકો વિશે અલંકારિક રીતે બોલે છે જો તેઓ સૂતા હોય. તેનો અર્થ એ છે કે તેઓ દેવના વળતર માટે અજાણ અથવા તૈયારી વિનાના છે કારણ કે તેઓ પાપી રીતે જીવે છે (</w:t>
       </w:r>
-      <w:hyperlink r:id="rId75">
-        <w:r>
-          <w:rPr>
-            <w:lang w:val="gu_IN" w:bidi="gu_IN"/>
-          </w:rPr>
-          <w:rPr>
-            <w:color w:val="0000EE"/>
-            <w:u w:val="single"/>
-          </w:rPr>
-          <w:t>૫:૪–૫</w:t>
-        </w:r>
-      </w:hyperlink>
+      <w:r>
+        <w:rPr>
+          <w:lang w:val="gu_IN" w:bidi="gu_IN"/>
+        </w:rPr>
+        <w:t>૫:૪–૫</w:t>
+      </w:r>
       <w:r>
         <w:rPr>
           <w:lang w:val="gu_IN" w:bidi="gu_IN"/>
@@ -39403,18 +38611,12 @@
         </w:rPr>
         <w:t xml:space="preserve"> એક કારણની કલમ શરૂ કરે છે જે સમજાવે છે કે શા માટે થેસ્સાલોનિકી મંડળીએ "સૂવું ન જોઈએ" અથવા પ્રભુના પરત આવવા માટે તૈયારી વિનાના થઈ જશો (જુઓ </w:t>
       </w:r>
-      <w:hyperlink r:id="rId77">
-        <w:r>
-          <w:rPr>
-            <w:lang w:val="gu_IN" w:bidi="gu_IN"/>
-          </w:rPr>
-          <w:rPr>
-            <w:color w:val="0000EE"/>
-            <w:u w:val="single"/>
-          </w:rPr>
-          <w:t>5:6</w:t>
-        </w:r>
-      </w:hyperlink>
+      <w:r>
+        <w:rPr>
+          <w:lang w:val="gu_IN" w:bidi="gu_IN"/>
+        </w:rPr>
+        <w:t>5:6</w:t>
+      </w:r>
       <w:r>
         <w:rPr>
           <w:lang w:val="gu_IN" w:bidi="gu_IN"/>
@@ -39627,36 +38829,24 @@
         </w:rPr>
         <w:t xml:space="preserve">અહીં ફરીથી, જેમ કે </w:t>
       </w:r>
-      <w:hyperlink r:id="rId77">
-        <w:r>
-          <w:rPr>
-            <w:lang w:val="gu_IN" w:bidi="gu_IN"/>
-          </w:rPr>
-          <w:rPr>
-            <w:color w:val="0000EE"/>
-            <w:u w:val="single"/>
-          </w:rPr>
-          <w:t>5:6</w:t>
-        </w:r>
-      </w:hyperlink>
+      <w:r>
+        <w:rPr>
+          <w:lang w:val="gu_IN" w:bidi="gu_IN"/>
+        </w:rPr>
+        <w:t>5:6</w:t>
+      </w:r>
       <w:r>
         <w:rPr>
           <w:lang w:val="gu_IN" w:bidi="gu_IN"/>
         </w:rPr>
         <w:t xml:space="preserve">, પાઉલ અલંકારિક રીતે બોલે છે જાણે આ લોકો ખરેખર ઊંઘી રહ્યા હોય, અથવા તે રાતનો સમય છે. તેનો અર્થ એ છે કે આ લોકો આધ્યાત્મિક રીતે તૈયાર નથી અથવા અજાણ છે અથવા તો પાપી પણ છે </w:t>
       </w:r>
-      <w:hyperlink r:id="rId42">
-        <w:r>
-          <w:rPr>
-            <w:lang w:val="gu_IN" w:bidi="gu_IN"/>
-          </w:rPr>
-          <w:rPr>
-            <w:color w:val="0000EE"/>
-            <w:u w:val="single"/>
-          </w:rPr>
-          <w:t>5:2,4</w:t>
-        </w:r>
-      </w:hyperlink>
+      <w:r>
+        <w:rPr>
+          <w:lang w:val="gu_IN" w:bidi="gu_IN"/>
+        </w:rPr>
+        <w:t>5:2,4</w:t>
+      </w:r>
       <w:r>
         <w:rPr>
           <w:lang w:val="gu_IN" w:bidi="gu_IN"/>
@@ -39805,18 +38995,12 @@
         </w:rPr>
         <w:t xml:space="preserve"> ની પ્રવૃત્તિઓ અને **ગંભીર રહેવાની લાક્ષણિકતા ધરાવે છે </w:t>
       </w:r>
-      <w:hyperlink r:id="rId76">
-        <w:r>
-          <w:rPr>
-            <w:lang w:val="gu_IN" w:bidi="gu_IN"/>
-          </w:rPr>
-          <w:rPr>
-            <w:color w:val="0000EE"/>
-            <w:u w:val="single"/>
-          </w:rPr>
-          <w:t>5:5–6</w:t>
-        </w:r>
-      </w:hyperlink>
+      <w:r>
+        <w:rPr>
+          <w:lang w:val="gu_IN" w:bidi="gu_IN"/>
+        </w:rPr>
+        <w:t>5:5–6</w:t>
+      </w:r>
       <w:r>
         <w:rPr>
           <w:lang w:val="gu_IN" w:bidi="gu_IN"/>
@@ -40055,18 +39239,12 @@
         </w:rPr>
         <w:t xml:space="preserve"> ના આધ્યાત્મિક રક્ષણ સાથે ખ્રિસ્તના બીજા આગમન માટે પોતાને તૈયાર કરવી જોઈએ.(આ પણ જુઓ </w:t>
       </w:r>
-      <w:hyperlink r:id="rId78">
-        <w:r>
-          <w:rPr>
-            <w:lang w:val="gu_IN" w:bidi="gu_IN"/>
-          </w:rPr>
-          <w:rPr>
-            <w:color w:val="0000EE"/>
-            <w:u w:val="single"/>
-          </w:rPr>
-          <w:t>એફેસી 6:10–18,23</w:t>
-        </w:r>
-      </w:hyperlink>
+      <w:r>
+        <w:rPr>
+          <w:lang w:val="gu_IN" w:bidi="gu_IN"/>
+        </w:rPr>
+        <w:t>એફેસી 6:10–18,23</w:t>
+      </w:r>
       <w:r>
         <w:rPr>
           <w:lang w:val="gu_IN" w:bidi="gu_IN"/>
@@ -40176,18 +39354,12 @@
         </w:rPr>
         <w:t xml:space="preserve"> એક કારણની કલમ શરૂ કરે છે જે સમજાવે છે કે શા માટે થેસ્સાલો્નિકી મંડળીને "મુક્તિની આશા" હોવી જોઈએ (જુઓ </w:t>
       </w:r>
-      <w:hyperlink r:id="rId69">
-        <w:r>
-          <w:rPr>
-            <w:lang w:val="gu_IN" w:bidi="gu_IN"/>
-          </w:rPr>
-          <w:rPr>
-            <w:color w:val="0000EE"/>
-            <w:u w:val="single"/>
-          </w:rPr>
-          <w:t>5:8</w:t>
-        </w:r>
-      </w:hyperlink>
+      <w:r>
+        <w:rPr>
+          <w:lang w:val="gu_IN" w:bidi="gu_IN"/>
+        </w:rPr>
+        <w:t>5:8</w:t>
+      </w:r>
       <w:r>
         <w:rPr>
           <w:lang w:val="gu_IN" w:bidi="gu_IN"/>
@@ -40297,18 +39469,12 @@
         </w:rPr>
         <w:t xml:space="preserve"> બે હેતુની કલમો રજૂ કરે છે. પાઉલ એ હેતુ અથવા ધ્યેય જણાવે છે કે જેના માટે દેવે </w:t>
       </w:r>
-      <w:hyperlink r:id="rId74">
-        <w:r>
-          <w:rPr>
-            <w:lang w:val="gu_IN" w:bidi="gu_IN"/>
-          </w:rPr>
-          <w:rPr>
-            <w:color w:val="0000EE"/>
-            <w:u w:val="single"/>
-          </w:rPr>
-          <w:t>5:3–8</w:t>
-        </w:r>
-      </w:hyperlink>
+      <w:r>
+        <w:rPr>
+          <w:lang w:val="gu_IN" w:bidi="gu_IN"/>
+        </w:rPr>
+        <w:t>5:3–8</w:t>
+      </w:r>
       <w:r>
         <w:rPr>
           <w:lang w:val="gu_IN" w:bidi="gu_IN"/>
@@ -40786,18 +39952,12 @@
         </w:rPr>
         <w:t xml:space="preserve"> તે આપણને "આપણા પ્રભુ ઈસુ ખ્રિસ્ત દ્વારા તારણ" શું છે તે વિશે વધુ માહિતી આપે છે (જુઓ </w:t>
       </w:r>
-      <w:hyperlink r:id="rId40">
-        <w:r>
-          <w:rPr>
-            <w:lang w:val="gu_IN" w:bidi="gu_IN"/>
-          </w:rPr>
-          <w:rPr>
-            <w:color w:val="0000EE"/>
-            <w:u w:val="single"/>
-          </w:rPr>
-          <w:t>5:9</w:t>
-        </w:r>
-      </w:hyperlink>
+      <w:r>
+        <w:rPr>
+          <w:lang w:val="gu_IN" w:bidi="gu_IN"/>
+        </w:rPr>
+        <w:t>5:9</w:t>
+      </w:r>
       <w:r>
         <w:rPr>
           <w:lang w:val="gu_IN" w:bidi="gu_IN"/>
@@ -41023,18 +40183,12 @@
         </w:rPr>
         <w:t xml:space="preserve">. તેનો અર્થ છે કે તેઓ "જીવંત અથવા મૃત" છે (જુઓ </w:t>
       </w:r>
-      <w:hyperlink r:id="rId51">
-        <w:r>
-          <w:rPr>
-            <w:lang w:val="gu_IN" w:bidi="gu_IN"/>
-          </w:rPr>
-          <w:rPr>
-            <w:color w:val="0000EE"/>
-            <w:u w:val="single"/>
-          </w:rPr>
-          <w:t>4:14–17</w:t>
-        </w:r>
-      </w:hyperlink>
+      <w:r>
+        <w:rPr>
+          <w:lang w:val="gu_IN" w:bidi="gu_IN"/>
+        </w:rPr>
+        <w:t>4:14–17</w:t>
+      </w:r>
       <w:r>
         <w:rPr>
           <w:lang w:val="gu_IN" w:bidi="gu_IN"/>
@@ -41157,18 +40311,12 @@
         </w:rPr>
         <w:t xml:space="preserve"> "પ્રભુના દિવસ" ના સમય વિશે આ વિભાગના નિષ્કર્ષને સૂચવે છે અને </w:t>
       </w:r>
-      <w:hyperlink r:id="rId51">
-        <w:r>
-          <w:rPr>
-            <w:lang w:val="gu_IN" w:bidi="gu_IN"/>
-          </w:rPr>
-          <w:rPr>
-            <w:color w:val="0000EE"/>
-            <w:u w:val="single"/>
-          </w:rPr>
-          <w:t>4:14–18</w:t>
-        </w:r>
-      </w:hyperlink>
+      <w:r>
+        <w:rPr>
+          <w:lang w:val="gu_IN" w:bidi="gu_IN"/>
+        </w:rPr>
+        <w:t>4:14–18</w:t>
+      </w:r>
       <w:r>
         <w:rPr>
           <w:lang w:val="gu_IN" w:bidi="gu_IN"/>
@@ -41921,18 +41069,12 @@
         </w:rPr>
         <w:t xml:space="preserve">ની અંદર જગ્યા પર કબજો કરી રહ્યા હોય. અહીં, રૂપક એ વિચારને વ્યક્ત કરે છે કે આ માણસો થેસ્સાલો્નિકી મંડલીમાં તેમની આગેવાની ભૂમિકામાં ઈસુનું પ્રતિનિધિત્વ કરે છે આ પણ જુઓ </w:t>
       </w:r>
-      <w:hyperlink r:id="rId61">
-        <w:r>
-          <w:rPr>
-            <w:lang w:val="gu_IN" w:bidi="gu_IN"/>
-          </w:rPr>
-          <w:rPr>
-            <w:color w:val="0000EE"/>
-            <w:u w:val="single"/>
-          </w:rPr>
-          <w:t>4:1</w:t>
-        </w:r>
-      </w:hyperlink>
+      <w:r>
+        <w:rPr>
+          <w:lang w:val="gu_IN" w:bidi="gu_IN"/>
+        </w:rPr>
+        <w:t>4:1</w:t>
+      </w:r>
       <w:r>
         <w:rPr>
           <w:lang w:val="gu_IN" w:bidi="gu_IN"/>
@@ -42255,18 +41397,12 @@
           <w:lang w:val="gu_IN" w:bidi="gu_IN"/>
         </w:rPr>
       </w:r>
-      <w:hyperlink r:id="rId79">
-        <w:r>
-          <w:rPr>
-            <w:lang w:val="gu_IN" w:bidi="gu_IN"/>
-          </w:rPr>
-          <w:rPr>
-            <w:color w:val="0000EE"/>
-            <w:u w:val="single"/>
-          </w:rPr>
-          <w:t>5:13–26</w:t>
-        </w:r>
-      </w:hyperlink>
+      <w:r>
+        <w:rPr>
+          <w:lang w:val="gu_IN" w:bidi="gu_IN"/>
+        </w:rPr>
+        <w:t>5:13–26</w:t>
+      </w:r>
       <w:r>
         <w:rPr>
           <w:lang w:val="gu_IN" w:bidi="gu_IN"/>
@@ -42376,18 +41512,12 @@
         </w:rPr>
         <w:t xml:space="preserve">આ વાક્ય થેસ્સાલોનિકી મંડળીને પ્રેરિતોની અંતિમ અપીલનો સંકેત આપે છે. આ વિભાગમાં ૧૪ આદેશો હોવાથી </w:t>
       </w:r>
-      <w:hyperlink r:id="rId80">
-        <w:r>
-          <w:rPr>
-            <w:lang w:val="gu_IN" w:bidi="gu_IN"/>
-          </w:rPr>
-          <w:rPr>
-            <w:color w:val="0000EE"/>
-            <w:u w:val="single"/>
-          </w:rPr>
-          <w:t>5:14–22</w:t>
-        </w:r>
-      </w:hyperlink>
+      <w:r>
+        <w:rPr>
+          <w:lang w:val="gu_IN" w:bidi="gu_IN"/>
+        </w:rPr>
+        <w:t>5:14–22</w:t>
+      </w:r>
       <w:r>
         <w:rPr>
           <w:lang w:val="gu_IN" w:bidi="gu_IN"/>
@@ -43012,18 +42142,12 @@
         </w:rPr>
         <w:t xml:space="preserve"> નો ઉપયોગ લોકોના જૂથો પર ભાર મૂકવા માટે થાય છે. આ સંદર્ભમાં, આ વાક્યનો સંદર્ભ લઈ શકે છે: (૧) થેસ્સાલોનિકી મંડળી અને ખ્રિસ્તમાં બધા વિશ્વાસીઓ. વૈકલ્પિક અનુવાદ (અગાઉનો અલ્પવિરામ દૂર કરો): "થેસ્સાલોનિકા ખાતેના તમારી મંડળી માટે અને ખ્રિસ્તમાં બધા વિશ્વાસીઓ માટે" (૨) થેસ્સાલોનિકી મંડળી અને સમગ્ર માનવ જાતિ (જુઓ કે તમે </w:t>
       </w:r>
-      <w:hyperlink r:id="rId81">
-        <w:r>
-          <w:rPr>
-            <w:lang w:val="gu_IN" w:bidi="gu_IN"/>
-          </w:rPr>
-          <w:rPr>
-            <w:color w:val="0000EE"/>
-            <w:u w:val="single"/>
-          </w:rPr>
-          <w:t>3:12</w:t>
-        </w:r>
-      </w:hyperlink>
+      <w:r>
+        <w:rPr>
+          <w:lang w:val="gu_IN" w:bidi="gu_IN"/>
+        </w:rPr>
+        <w:t>3:12</w:t>
+      </w:r>
       <w:r>
         <w:rPr>
           <w:lang w:val="gu_IN" w:bidi="gu_IN"/>
@@ -43468,18 +42592,12 @@
         </w:rPr>
         <w:t xml:space="preserve"> એક કારણ વાક્ય શરૂ કરે છે. </w:t>
       </w:r>
-      <w:hyperlink r:id="rId82">
-        <w:r>
-          <w:rPr>
-            <w:lang w:val="gu_IN" w:bidi="gu_IN"/>
-          </w:rPr>
-          <w:rPr>
-            <w:color w:val="0000EE"/>
-            <w:u w:val="single"/>
-          </w:rPr>
-          <w:t>5:16–18</w:t>
-        </w:r>
-      </w:hyperlink>
+      <w:r>
+        <w:rPr>
+          <w:lang w:val="gu_IN" w:bidi="gu_IN"/>
+        </w:rPr>
+        <w:t>5:16–18</w:t>
+      </w:r>
       <w:r>
         <w:rPr>
           <w:lang w:val="gu_IN" w:bidi="gu_IN"/>
@@ -43589,18 +42707,12 @@
         </w:rPr>
         <w:t xml:space="preserve"> એક એકવચન સર્વનામ છે જે સંદર્ભિત કરી શકે છે: (૧) </w:t>
       </w:r>
-      <w:hyperlink r:id="rId80">
-        <w:r>
-          <w:rPr>
-            <w:lang w:val="gu_IN" w:bidi="gu_IN"/>
-          </w:rPr>
-          <w:rPr>
-            <w:color w:val="0000EE"/>
-            <w:u w:val="single"/>
-          </w:rPr>
-          <w:t>5:14–18</w:t>
-        </w:r>
-      </w:hyperlink>
+      <w:r>
+        <w:rPr>
+          <w:lang w:val="gu_IN" w:bidi="gu_IN"/>
+        </w:rPr>
+        <w:t>5:14–18</w:t>
+      </w:r>
       <w:r>
         <w:rPr>
           <w:lang w:val="gu_IN" w:bidi="gu_IN"/>
@@ -43852,18 +42964,12 @@
         </w:rPr>
         <w:t xml:space="preserve"> સાથે એક થવાથી અવિભાજ્ય છે (આ પણ જુઓ </w:t>
       </w:r>
-      <w:hyperlink r:id="rId66">
-        <w:r>
-          <w:rPr>
-            <w:lang w:val="gu_IN" w:bidi="gu_IN"/>
-          </w:rPr>
-          <w:rPr>
-            <w:color w:val="0000EE"/>
-            <w:u w:val="single"/>
-          </w:rPr>
-          <w:t>2:14</w:t>
-        </w:r>
-      </w:hyperlink>
+      <w:r>
+        <w:rPr>
+          <w:lang w:val="gu_IN" w:bidi="gu_IN"/>
+        </w:rPr>
+        <w:t>2:14</w:t>
+      </w:r>
       <w:r>
         <w:rPr>
           <w:lang w:val="gu_IN" w:bidi="gu_IN"/>
@@ -43986,18 +43092,12 @@
         </w:rPr>
         <w:t xml:space="preserve">ના કાર્યમાં અવરોધ ન કરવો જોઈએ, ખાસ કરીને ભવિષ્યવાણીઓને ધિક્કારવાથી (જુઓ </w:t>
       </w:r>
-      <w:hyperlink r:id="rId71">
-        <w:r>
-          <w:rPr>
-            <w:lang w:val="gu_IN" w:bidi="gu_IN"/>
-          </w:rPr>
-          <w:rPr>
-            <w:color w:val="0000EE"/>
-            <w:u w:val="single"/>
-          </w:rPr>
-          <w:t>5:20</w:t>
-        </w:r>
-      </w:hyperlink>
+      <w:r>
+        <w:rPr>
+          <w:lang w:val="gu_IN" w:bidi="gu_IN"/>
+        </w:rPr>
+        <w:t>5:20</w:t>
+      </w:r>
       <w:r>
         <w:rPr>
           <w:lang w:val="gu_IN" w:bidi="gu_IN"/>
@@ -44101,18 +43201,12 @@
           <w:lang w:val="gu_IN" w:bidi="gu_IN"/>
         </w:rPr>
       </w:r>
-      <w:hyperlink r:id="rId83">
-        <w:r>
-          <w:rPr>
-            <w:lang w:val="gu_IN" w:bidi="gu_IN"/>
-          </w:rPr>
-          <w:rPr>
-            <w:color w:val="0000EE"/>
-            <w:u w:val="single"/>
-          </w:rPr>
-          <w:t>5:19–20</w:t>
-        </w:r>
-      </w:hyperlink>
+      <w:r>
+        <w:rPr>
+          <w:lang w:val="gu_IN" w:bidi="gu_IN"/>
+        </w:rPr>
+        <w:t>5:19–20</w:t>
+      </w:r>
       <w:r>
         <w:rPr>
           <w:lang w:val="gu_IN" w:bidi="gu_IN"/>
@@ -44635,18 +43729,12 @@
         </w:rPr>
         <w:t xml:space="preserve">અહીં, ક્રિયાપદના સ્વરૂપો સૂચવે છે કે આ એક આશીર્વાદ અથવા પ્રાર્થના છે (આ પણ જુઓ </w:t>
       </w:r>
-      <w:hyperlink r:id="rId84">
-        <w:r>
-          <w:rPr>
-            <w:lang w:val="gu_IN" w:bidi="gu_IN"/>
-          </w:rPr>
-          <w:rPr>
-            <w:color w:val="0000EE"/>
-            <w:u w:val="single"/>
-          </w:rPr>
-          <w:t>3:11–13</w:t>
-        </w:r>
-      </w:hyperlink>
+      <w:r>
+        <w:rPr>
+          <w:lang w:val="gu_IN" w:bidi="gu_IN"/>
+        </w:rPr>
+        <w:t>3:11–13</w:t>
+      </w:r>
       <w:r>
         <w:rPr>
           <w:lang w:val="gu_IN" w:bidi="gu_IN"/>
@@ -45168,36 +44256,24 @@
         </w:rPr>
         <w:t xml:space="preserve">અહીં, ** પ્રભુનો આવનાર દિવસ** એ ૧–૨થેસ્સાલોનિકીમાં ખ્રિસ્તના બીજા આગમન માટે જાણીતો રૂઢિપ્રયોગ છે (જુઓ </w:t>
       </w:r>
-      <w:hyperlink r:id="rId65">
-        <w:r>
-          <w:rPr>
-            <w:lang w:val="gu_IN" w:bidi="gu_IN"/>
-          </w:rPr>
-          <w:rPr>
-            <w:color w:val="0000EE"/>
-            <w:u w:val="single"/>
-          </w:rPr>
-          <w:t>4:15</w:t>
-        </w:r>
-      </w:hyperlink>
+      <w:r>
+        <w:rPr>
+          <w:lang w:val="gu_IN" w:bidi="gu_IN"/>
+        </w:rPr>
+        <w:t>4:15</w:t>
+      </w:r>
       <w:r>
         <w:rPr>
           <w:lang w:val="gu_IN" w:bidi="gu_IN"/>
         </w:rPr>
         <w:t xml:space="preserve">) અથવા " </w:t>
       </w:r>
-      <w:hyperlink r:id="rId42">
-        <w:r>
-          <w:rPr>
-            <w:lang w:val="gu_IN" w:bidi="gu_IN"/>
-          </w:rPr>
-          <w:rPr>
-            <w:color w:val="0000EE"/>
-            <w:u w:val="single"/>
-          </w:rPr>
-          <w:t>5:2</w:t>
-        </w:r>
-      </w:hyperlink>
+      <w:r>
+        <w:rPr>
+          <w:lang w:val="gu_IN" w:bidi="gu_IN"/>
+        </w:rPr>
+        <w:t>5:2</w:t>
+      </w:r>
       <w:r>
         <w:rPr>
           <w:lang w:val="gu_IN" w:bidi="gu_IN"/>
@@ -45436,18 +44512,12 @@
         </w:rPr>
         <w:t xml:space="preserve"> </w:t>
       </w:r>
-      <w:hyperlink r:id="rId85">
-        <w:r>
-          <w:rPr>
-            <w:lang w:val="gu_IN" w:bidi="gu_IN"/>
-          </w:rPr>
-          <w:rPr>
-            <w:color w:val="0000EE"/>
-            <w:u w:val="single"/>
-          </w:rPr>
-          <w:t>5:23</w:t>
-        </w:r>
-      </w:hyperlink>
+      <w:r>
+        <w:rPr>
+          <w:lang w:val="gu_IN" w:bidi="gu_IN"/>
+        </w:rPr>
+        <w:t>5:23</w:t>
+      </w:r>
       <w:r>
         <w:rPr>
           <w:lang w:val="gu_IN" w:bidi="gu_IN"/>
